--- a/Project-Market Intelligence Agent-Deliverable/Market Intelligence Research Brief -Technology M&A Integration.docx
+++ b/Project-Market Intelligence Agent-Deliverable/Market Intelligence Research Brief -Technology M&A Integration.docx
@@ -9,12 +9,16 @@
         <w:rPr>
           <w:rFonts w:ascii="Google Sans" w:eastAsia="Google Sans" w:hAnsi="Google Sans" w:cs="Google Sans"/>
           <w:color w:val="1F1F1F"/>
+          <w:sz w:val="28"/>
+          <w:szCs w:val="28"/>
         </w:rPr>
       </w:pPr>
       <w:r>
         <w:rPr>
           <w:rFonts w:ascii="Google Sans" w:eastAsia="Google Sans" w:hAnsi="Google Sans" w:cs="Google Sans"/>
           <w:color w:val="1F1F1F"/>
+          <w:sz w:val="28"/>
+          <w:szCs w:val="28"/>
         </w:rPr>
         <w:t>Market Intelligence Research Brief</w:t>
       </w:r>
@@ -22,6 +26,8 @@
         <w:rPr>
           <w:rFonts w:ascii="Google Sans" w:eastAsia="Google Sans" w:hAnsi="Google Sans" w:cs="Google Sans"/>
           <w:color w:val="1F1F1F"/>
+          <w:sz w:val="28"/>
+          <w:szCs w:val="28"/>
         </w:rPr>
         <w:t xml:space="preserve"> -Technology M&amp;A Integration</w:t>
       </w:r>
@@ -384,6 +390,58 @@
     </w:p>
     <w:p>
       <w:pPr>
+        <w:pStyle w:val="ListParagraph"/>
+        <w:widowControl/>
+        <w:numPr>
+          <w:ilvl w:val="0"/>
+          <w:numId w:val="1"/>
+        </w:numPr>
+        <w:spacing w:line="300" w:lineRule="atLeast"/>
+        <w:rPr>
+          <w:rFonts w:ascii="Segoe UI" w:eastAsia="Times New Roman" w:hAnsi="Segoe UI" w:cs="Segoe UI"/>
+          <w:sz w:val="21"/>
+          <w:szCs w:val="21"/>
+        </w:rPr>
+      </w:pPr>
+      <w:r>
+        <w:rPr>
+          <w:rFonts w:ascii="Segoe UI" w:eastAsia="Times New Roman" w:hAnsi="Segoe UI" w:cs="Segoe UI"/>
+          <w:b/>
+          <w:bCs/>
+          <w:sz w:val="21"/>
+          <w:szCs w:val="21"/>
+        </w:rPr>
+        <w:t>Excluded from scope:</w:t>
+      </w:r>
+      <w:r>
+        <w:rPr>
+          <w:rFonts w:ascii="Segoe UI" w:eastAsia="Times New Roman" w:hAnsi="Segoe UI" w:cs="Segoe UI"/>
+          <w:sz w:val="21"/>
+          <w:szCs w:val="21"/>
+        </w:rPr>
+        <w:t xml:space="preserve"> </w:t>
+      </w:r>
+      <w:proofErr w:type="gramStart"/>
+      <w:r>
+        <w:rPr>
+          <w:rFonts w:ascii="Segoe UI" w:eastAsia="Times New Roman" w:hAnsi="Segoe UI" w:cs="Segoe UI"/>
+          <w:sz w:val="21"/>
+          <w:szCs w:val="21"/>
+        </w:rPr>
+        <w:t>Non-technology</w:t>
+      </w:r>
+      <w:proofErr w:type="gramEnd"/>
+      <w:r>
+        <w:rPr>
+          <w:rFonts w:ascii="Segoe UI" w:eastAsia="Times New Roman" w:hAnsi="Segoe UI" w:cs="Segoe UI"/>
+          <w:sz w:val="21"/>
+          <w:szCs w:val="21"/>
+        </w:rPr>
+        <w:t xml:space="preserve"> acquisitions, purely financial or arbitrage-driven transactions, consumer sentiment analysis, stock price forecasting, and industries not represented by the technology-focused acquisition dataset.</w:t>
+      </w:r>
+    </w:p>
+    <w:p>
+      <w:pPr>
         <w:pBdr>
           <w:top w:val="nil"/>
           <w:left w:val="nil"/>
@@ -392,20 +450,6 @@
           <w:between w:val="nil"/>
         </w:pBdr>
         <w:spacing w:after="120" w:line="275" w:lineRule="auto"/>
-        <w:ind w:left="465"/>
-      </w:pPr>
-    </w:p>
-    <w:p>
-      <w:pPr>
-        <w:pBdr>
-          <w:top w:val="nil"/>
-          <w:left w:val="nil"/>
-          <w:bottom w:val="nil"/>
-          <w:right w:val="nil"/>
-          <w:between w:val="nil"/>
-        </w:pBdr>
-        <w:spacing w:after="120" w:line="275" w:lineRule="auto"/>
-        <w:ind w:left="465"/>
       </w:pPr>
     </w:p>
     <w:p>
@@ -418,6 +462,7 @@
         </w:rPr>
       </w:pPr>
       <w:r>
+        <w:lastRenderedPageBreak/>
         <w:pict w14:anchorId="50A7D485">
           <v:rect id="_x0000_i1027" style="width:0;height:1.5pt" o:hralign="center" o:hrstd="t" o:hr="t" fillcolor="#a0a0a0" stroked="f"/>
         </w:pict>
@@ -499,23 +544,7 @@
           <w:sz w:val="21"/>
           <w:szCs w:val="21"/>
         </w:rPr>
-        <w:t xml:space="preserve"> Research was conducted in two phases. First, internal analysis </w:t>
-      </w:r>
-      <w:r>
-        <w:rPr>
-          <w:rFonts w:ascii="Segoe UI" w:hAnsi="Segoe UI" w:cs="Segoe UI"/>
-          <w:sz w:val="21"/>
-          <w:szCs w:val="21"/>
-        </w:rPr>
-        <w:t>focuses</w:t>
-      </w:r>
-      <w:r>
-        <w:rPr>
-          <w:rFonts w:ascii="Segoe UI" w:hAnsi="Segoe UI" w:cs="Segoe UI"/>
-          <w:sz w:val="21"/>
-          <w:szCs w:val="21"/>
-        </w:rPr>
-        <w:t xml:space="preserve"> on identifying acquisition activity trends, acquiring company characteristics, acquisition targets, and founder/board governance patterns using the uploaded datasets. Second, external research was prioritized around technology integration trends, post-merger risks, governance practices, and value-creation strategies to validate and enrich dataset findings. Research efforts were concentrated on signals most relevant to executive decision-making and post-merger integration success.</w:t>
+        <w:t xml:space="preserve"> Research was conducted in two phases. First, internal analysis focuses on identifying acquisition activity trends, acquiring company characteristics, acquisition targets, and founder/board governance patterns using the uploaded datasets. Second, external research was prioritized around technology integration trends, post-merger risks, governance practices, and value-creation strategies to validate and enrich dataset findings. Research efforts were concentrated on signals most relevant to executive decision-making and post-merger integration success.</w:t>
       </w:r>
     </w:p>
     <w:p>
@@ -555,23 +584,7 @@
           <w:sz w:val="21"/>
           <w:szCs w:val="21"/>
         </w:rPr>
-        <w:t xml:space="preserve"> Amazon </w:t>
-      </w:r>
-      <w:r>
-        <w:rPr>
-          <w:rFonts w:ascii="Segoe UI" w:hAnsi="Segoe UI" w:cs="Segoe UI"/>
-          <w:sz w:val="21"/>
-          <w:szCs w:val="21"/>
-        </w:rPr>
-        <w:t>Quick Suite</w:t>
-      </w:r>
-      <w:r>
-        <w:rPr>
-          <w:rFonts w:ascii="Segoe UI" w:hAnsi="Segoe UI" w:cs="Segoe UI"/>
-          <w:sz w:val="21"/>
-          <w:szCs w:val="21"/>
-        </w:rPr>
-        <w:t xml:space="preserve"> Spaces were used to organize project assets and research outputs. A custom </w:t>
+        <w:t xml:space="preserve"> Amazon Quick Suite Spaces were used to organize project assets and research outputs. A custom </w:t>
       </w:r>
       <w:r>
         <w:rPr>
@@ -610,19 +623,6 @@
     </w:p>
     <w:p>
       <w:pPr>
-        <w:pBdr>
-          <w:top w:val="nil"/>
-          <w:left w:val="nil"/>
-          <w:bottom w:val="nil"/>
-          <w:right w:val="nil"/>
-          <w:between w:val="nil"/>
-        </w:pBdr>
-        <w:spacing w:after="120" w:line="275" w:lineRule="auto"/>
-        <w:ind w:left="465"/>
-      </w:pPr>
-    </w:p>
-    <w:p>
-      <w:pPr>
         <w:pStyle w:val="Heading2"/>
         <w:spacing w:before="120" w:after="120" w:line="275" w:lineRule="auto"/>
         <w:rPr>
@@ -649,394 +649,6 @@
       </w:pPr>
       <w:r>
         <w:t>Insight 1</w:t>
-      </w:r>
-    </w:p>
-    <w:p>
-      <w:pPr>
-        <w:rPr>
-          <w:b/>
-          <w:bCs/>
-        </w:rPr>
-      </w:pPr>
-      <w:r>
-        <w:rPr>
-          <w:b/>
-          <w:bCs/>
-        </w:rPr>
-        <w:t>Technology acquisitions are increasingly capability-driven.</w:t>
-      </w:r>
-    </w:p>
-    <w:p>
-      <w:r>
-        <w:rPr>
-          <w:b/>
-          <w:bCs/>
-        </w:rPr>
-        <w:t>Supporting Evidence</w:t>
-      </w:r>
-    </w:p>
-    <w:p>
-      <w:pPr>
-        <w:widowControl/>
-        <w:numPr>
-          <w:ilvl w:val="0"/>
-          <w:numId w:val="12"/>
-        </w:numPr>
-        <w:spacing w:after="160" w:line="278" w:lineRule="auto"/>
-      </w:pPr>
-      <w:r>
-        <w:t>High volume of acquisitions focused on specialized technology firms.</w:t>
-      </w:r>
-    </w:p>
-    <w:p>
-      <w:pPr>
-        <w:widowControl/>
-        <w:numPr>
-          <w:ilvl w:val="0"/>
-          <w:numId w:val="12"/>
-        </w:numPr>
-        <w:spacing w:after="160" w:line="278" w:lineRule="auto"/>
-      </w:pPr>
-      <w:r>
-        <w:t>External research highlights AI, cybersecurity, and cloud platform acquisitions.</w:t>
-      </w:r>
-    </w:p>
-    <w:p>
-      <w:r>
-        <w:rPr>
-          <w:b/>
-          <w:bCs/>
-        </w:rPr>
-        <w:t>Why it Matters</w:t>
-      </w:r>
-    </w:p>
-    <w:p>
-      <w:pPr>
-        <w:widowControl/>
-        <w:numPr>
-          <w:ilvl w:val="0"/>
-          <w:numId w:val="13"/>
-        </w:numPr>
-        <w:spacing w:after="160" w:line="278" w:lineRule="auto"/>
-      </w:pPr>
-      <w:r>
-        <w:t>Organizations are buying capabilities rather than building them internally.</w:t>
-      </w:r>
-    </w:p>
-    <w:p>
-      <w:pPr>
-        <w:pStyle w:val="Heading3"/>
-      </w:pPr>
-      <w:r>
-        <w:t>Insight 2</w:t>
-      </w:r>
-    </w:p>
-    <w:p>
-      <w:pPr>
-        <w:rPr>
-          <w:b/>
-          <w:bCs/>
-        </w:rPr>
-      </w:pPr>
-      <w:r>
-        <w:rPr>
-          <w:b/>
-          <w:bCs/>
-        </w:rPr>
-        <w:t>Large technology firms rely on acquisition-led innovation.</w:t>
-      </w:r>
-    </w:p>
-    <w:p>
-      <w:r>
-        <w:rPr>
-          <w:b/>
-          <w:bCs/>
-        </w:rPr>
-        <w:lastRenderedPageBreak/>
-        <w:t>Supporting Evidence</w:t>
-      </w:r>
-    </w:p>
-    <w:p>
-      <w:pPr>
-        <w:widowControl/>
-        <w:numPr>
-          <w:ilvl w:val="0"/>
-          <w:numId w:val="14"/>
-        </w:numPr>
-        <w:spacing w:after="160" w:line="278" w:lineRule="auto"/>
-      </w:pPr>
-      <w:r>
-        <w:t>Most active acquirers repeatedly acquire niche technology companies.</w:t>
-      </w:r>
-    </w:p>
-    <w:p>
-      <w:pPr>
-        <w:widowControl/>
-        <w:numPr>
-          <w:ilvl w:val="0"/>
-          <w:numId w:val="14"/>
-        </w:numPr>
-        <w:spacing w:after="160" w:line="278" w:lineRule="auto"/>
-      </w:pPr>
-      <w:r>
-        <w:t>Acquisition counts significantly exceed internal product launch rates reported in research.</w:t>
-      </w:r>
-    </w:p>
-    <w:p>
-      <w:r>
-        <w:rPr>
-          <w:b/>
-          <w:bCs/>
-        </w:rPr>
-        <w:t>Why it Matters</w:t>
-      </w:r>
-    </w:p>
-    <w:p>
-      <w:pPr>
-        <w:widowControl/>
-        <w:numPr>
-          <w:ilvl w:val="0"/>
-          <w:numId w:val="15"/>
-        </w:numPr>
-        <w:spacing w:after="160" w:line="278" w:lineRule="auto"/>
-      </w:pPr>
-      <w:r>
-        <w:t>Acquisition strategy has become a core component of growth.</w:t>
-      </w:r>
-    </w:p>
-    <w:p>
-      <w:pPr>
-        <w:pStyle w:val="Heading3"/>
-      </w:pPr>
-      <w:r>
-        <w:t>Insight 3</w:t>
-      </w:r>
-    </w:p>
-    <w:p>
-      <w:pPr>
-        <w:rPr>
-          <w:b/>
-          <w:bCs/>
-        </w:rPr>
-      </w:pPr>
-      <w:r>
-        <w:rPr>
-          <w:b/>
-          <w:bCs/>
-        </w:rPr>
-        <w:t>Governance quality influences acquisition success.</w:t>
-      </w:r>
-    </w:p>
-    <w:p>
-      <w:r>
-        <w:rPr>
-          <w:b/>
-          <w:bCs/>
-        </w:rPr>
-        <w:t>Supporting Evidence</w:t>
-      </w:r>
-    </w:p>
-    <w:p>
-      <w:pPr>
-        <w:widowControl/>
-        <w:numPr>
-          <w:ilvl w:val="0"/>
-          <w:numId w:val="16"/>
-        </w:numPr>
-        <w:spacing w:after="160" w:line="278" w:lineRule="auto"/>
-      </w:pPr>
-      <w:r>
-        <w:t>Board and founder data shows significant leadership involvement in acquisitive firms.</w:t>
-      </w:r>
-    </w:p>
-    <w:p>
-      <w:pPr>
-        <w:widowControl/>
-        <w:numPr>
-          <w:ilvl w:val="0"/>
-          <w:numId w:val="16"/>
-        </w:numPr>
-        <w:spacing w:after="160" w:line="278" w:lineRule="auto"/>
-      </w:pPr>
-      <w:r>
-        <w:t>External studies repeatedly identify executive alignment as a key success factor.</w:t>
-      </w:r>
-    </w:p>
-    <w:p>
-      <w:r>
-        <w:rPr>
-          <w:b/>
-          <w:bCs/>
-        </w:rPr>
-        <w:t>Why it Matters</w:t>
-      </w:r>
-    </w:p>
-    <w:p>
-      <w:pPr>
-        <w:widowControl/>
-        <w:numPr>
-          <w:ilvl w:val="0"/>
-          <w:numId w:val="17"/>
-        </w:numPr>
-        <w:spacing w:after="160" w:line="278" w:lineRule="auto"/>
-      </w:pPr>
-      <w:r>
-        <w:t xml:space="preserve">Successful </w:t>
-      </w:r>
-      <w:proofErr w:type="gramStart"/>
-      <w:r>
-        <w:t>integrations require</w:t>
-      </w:r>
-      <w:proofErr w:type="gramEnd"/>
-      <w:r>
-        <w:t xml:space="preserve"> governance structures, not just technology plans.</w:t>
-      </w:r>
-    </w:p>
-    <w:p>
-      <w:pPr>
-        <w:pStyle w:val="Heading3"/>
-      </w:pPr>
-      <w:r>
-        <w:t>Insight 4</w:t>
-      </w:r>
-    </w:p>
-    <w:p>
-      <w:pPr>
-        <w:rPr>
-          <w:b/>
-          <w:bCs/>
-        </w:rPr>
-      </w:pPr>
-      <w:r>
-        <w:rPr>
-          <w:b/>
-          <w:bCs/>
-        </w:rPr>
-        <w:t>Cloud modernization and cybersecurity are dominant integration priorities.</w:t>
-      </w:r>
-    </w:p>
-    <w:p>
-      <w:r>
-        <w:rPr>
-          <w:b/>
-          <w:bCs/>
-        </w:rPr>
-        <w:t>Supporting Evidence</w:t>
-      </w:r>
-    </w:p>
-    <w:p>
-      <w:pPr>
-        <w:widowControl/>
-        <w:numPr>
-          <w:ilvl w:val="0"/>
-          <w:numId w:val="18"/>
-        </w:numPr>
-        <w:spacing w:after="160" w:line="278" w:lineRule="auto"/>
-      </w:pPr>
-      <w:r>
-        <w:t>Research strongly emphasizes cloud migration, identity management, and security integration challenges.</w:t>
-      </w:r>
-    </w:p>
-    <w:p>
-      <w:pPr>
-        <w:widowControl/>
-        <w:numPr>
-          <w:ilvl w:val="0"/>
-          <w:numId w:val="18"/>
-        </w:numPr>
-        <w:spacing w:after="160" w:line="278" w:lineRule="auto"/>
-      </w:pPr>
-      <w:r>
-        <w:t>Acquired companies frequently operate in software and infrastructure domains.</w:t>
-      </w:r>
-    </w:p>
-    <w:p>
-      <w:r>
-        <w:rPr>
-          <w:b/>
-          <w:bCs/>
-        </w:rPr>
-        <w:t>Why it Matters</w:t>
-      </w:r>
-    </w:p>
-    <w:p>
-      <w:pPr>
-        <w:widowControl/>
-        <w:numPr>
-          <w:ilvl w:val="0"/>
-          <w:numId w:val="19"/>
-        </w:numPr>
-        <w:spacing w:after="160" w:line="278" w:lineRule="auto"/>
-      </w:pPr>
-      <w:r>
-        <w:t>Integration teams should prioritize foundational technology capabilities early.</w:t>
-      </w:r>
-    </w:p>
-    <w:p>
-      <w:pPr>
-        <w:pStyle w:val="Heading3"/>
-      </w:pPr>
-      <w:r>
-        <w:t>Insight 5</w:t>
-      </w:r>
-    </w:p>
-    <w:p>
-      <w:pPr>
-        <w:rPr>
-          <w:b/>
-          <w:bCs/>
-        </w:rPr>
-      </w:pPr>
-      <w:r>
-        <w:rPr>
-          <w:b/>
-          <w:bCs/>
-        </w:rPr>
-        <w:t>Integration failure risk is driven as much by organizational alignment as by technical complexity.</w:t>
-      </w:r>
-    </w:p>
-    <w:p>
-      <w:r>
-        <w:rPr>
-          <w:b/>
-          <w:bCs/>
-        </w:rPr>
-        <w:t>Supporting Evidence</w:t>
-      </w:r>
-    </w:p>
-    <w:p>
-      <w:pPr>
-        <w:widowControl/>
-        <w:numPr>
-          <w:ilvl w:val="0"/>
-          <w:numId w:val="20"/>
-        </w:numPr>
-        <w:spacing w:after="160" w:line="278" w:lineRule="auto"/>
-      </w:pPr>
-      <w:r>
-        <w:t>Research consistently identifies workforce alignment and decision governance as leading contributors to integration delays.</w:t>
-      </w:r>
-    </w:p>
-    <w:p>
-      <w:r>
-        <w:rPr>
-          <w:b/>
-          <w:bCs/>
-        </w:rPr>
-        <w:t>Why it Matters</w:t>
-      </w:r>
-    </w:p>
-    <w:p>
-      <w:pPr>
-        <w:widowControl/>
-        <w:numPr>
-          <w:ilvl w:val="0"/>
-          <w:numId w:val="21"/>
-        </w:numPr>
-        <w:spacing w:after="160" w:line="278" w:lineRule="auto"/>
-      </w:pPr>
-      <w:r>
-        <w:t>Technology integration leaders must coordinate people, process, and technology simultaneously.</w:t>
       </w:r>
     </w:p>
     <w:p>
@@ -1050,12 +662,1005 @@
         </w:pBdr>
         <w:spacing w:before="240" w:after="240" w:line="275" w:lineRule="auto"/>
         <w:rPr>
-          <w:rFonts w:ascii="Google Sans" w:eastAsia="Google Sans" w:hAnsi="Google Sans" w:cs="Google Sans"/>
-          <w:i/>
-          <w:iCs/>
-          <w:color w:val="1F1F1F"/>
-        </w:rPr>
-      </w:pPr>
+          <w:b/>
+          <w:bCs/>
+        </w:rPr>
+      </w:pPr>
+      <w:r>
+        <w:rPr>
+          <w:b/>
+          <w:bCs/>
+        </w:rPr>
+        <w:t>Technology Leaders Use Acquisition-Led Innovation to Accelerate Growth</w:t>
+      </w:r>
+    </w:p>
+    <w:p>
+      <w:pPr>
+        <w:pBdr>
+          <w:top w:val="nil"/>
+          <w:left w:val="nil"/>
+          <w:bottom w:val="nil"/>
+          <w:right w:val="nil"/>
+          <w:between w:val="nil"/>
+        </w:pBdr>
+        <w:spacing w:before="240" w:after="240" w:line="275" w:lineRule="auto"/>
+        <w:rPr>
+          <w:b/>
+          <w:bCs/>
+        </w:rPr>
+      </w:pPr>
+      <w:r>
+        <w:rPr>
+          <w:b/>
+          <w:bCs/>
+        </w:rPr>
+        <w:t>Insight Summary</w:t>
+      </w:r>
+    </w:p>
+    <w:p>
+      <w:pPr>
+        <w:pBdr>
+          <w:top w:val="nil"/>
+          <w:left w:val="nil"/>
+          <w:bottom w:val="nil"/>
+          <w:right w:val="nil"/>
+          <w:between w:val="nil"/>
+        </w:pBdr>
+        <w:spacing w:before="240" w:after="240" w:line="275" w:lineRule="auto"/>
+      </w:pPr>
+      <w:r>
+        <w:t>Leading technology companies increasingly rely on acquisitions to acquire new capabilities, accelerate innovation, and expand product ecosystems rather than building every capability internally.</w:t>
+      </w:r>
+    </w:p>
+    <w:p>
+      <w:pPr>
+        <w:pBdr>
+          <w:top w:val="nil"/>
+          <w:left w:val="nil"/>
+          <w:bottom w:val="nil"/>
+          <w:right w:val="nil"/>
+          <w:between w:val="nil"/>
+        </w:pBdr>
+        <w:spacing w:before="240" w:after="240" w:line="275" w:lineRule="auto"/>
+      </w:pPr>
+      <w:r>
+        <w:t>Supporting Evidence or Signals</w:t>
+      </w:r>
+    </w:p>
+    <w:p>
+      <w:pPr>
+        <w:numPr>
+          <w:ilvl w:val="0"/>
+          <w:numId w:val="23"/>
+        </w:numPr>
+        <w:pBdr>
+          <w:top w:val="nil"/>
+          <w:left w:val="nil"/>
+          <w:bottom w:val="nil"/>
+          <w:right w:val="nil"/>
+          <w:between w:val="nil"/>
+        </w:pBdr>
+        <w:spacing w:before="240" w:after="240" w:line="275" w:lineRule="auto"/>
+      </w:pPr>
+      <w:r>
+        <w:t>Analysis of the Technology Mergers &amp; Acquisitions dataset identified 1,643 acquisition transactions involving 36 major technology companies.</w:t>
+      </w:r>
+    </w:p>
+    <w:p>
+      <w:pPr>
+        <w:numPr>
+          <w:ilvl w:val="0"/>
+          <w:numId w:val="23"/>
+        </w:numPr>
+        <w:pBdr>
+          <w:top w:val="nil"/>
+          <w:left w:val="nil"/>
+          <w:bottom w:val="nil"/>
+          <w:right w:val="nil"/>
+          <w:between w:val="nil"/>
+        </w:pBdr>
+        <w:spacing w:before="240" w:after="240" w:line="275" w:lineRule="auto"/>
+      </w:pPr>
+      <w:r>
+        <w:t xml:space="preserve">Cisco (162 acquisitions), Google (161 acquisitions), Microsoft, IBM, and Oracle were </w:t>
+      </w:r>
+      <w:r>
+        <w:lastRenderedPageBreak/>
+        <w:t>among the most active acquirers in the dataset.</w:t>
+      </w:r>
+    </w:p>
+    <w:p>
+      <w:pPr>
+        <w:numPr>
+          <w:ilvl w:val="0"/>
+          <w:numId w:val="23"/>
+        </w:numPr>
+        <w:pBdr>
+          <w:top w:val="nil"/>
+          <w:left w:val="nil"/>
+          <w:bottom w:val="nil"/>
+          <w:right w:val="nil"/>
+          <w:between w:val="nil"/>
+        </w:pBdr>
+        <w:spacing w:before="240" w:after="240" w:line="275" w:lineRule="auto"/>
+      </w:pPr>
+      <w:r>
+        <w:t>Quick Research findings indicated that serial acquirers often outperform peers by accelerating entry into emerging technology markets and reducing time-to-market for strategic capabilities.</w:t>
+      </w:r>
+    </w:p>
+    <w:p>
+      <w:pPr>
+        <w:pBdr>
+          <w:top w:val="nil"/>
+          <w:left w:val="nil"/>
+          <w:bottom w:val="nil"/>
+          <w:right w:val="nil"/>
+          <w:between w:val="nil"/>
+        </w:pBdr>
+        <w:spacing w:before="240" w:after="240" w:line="275" w:lineRule="auto"/>
+      </w:pPr>
+      <w:r>
+        <w:t>Why This Insight Matters</w:t>
+      </w:r>
+    </w:p>
+    <w:p>
+      <w:pPr>
+        <w:pBdr>
+          <w:top w:val="nil"/>
+          <w:left w:val="nil"/>
+          <w:bottom w:val="nil"/>
+          <w:right w:val="nil"/>
+          <w:between w:val="nil"/>
+        </w:pBdr>
+        <w:spacing w:before="240" w:after="240" w:line="275" w:lineRule="auto"/>
+      </w:pPr>
+      <w:r>
+        <w:t xml:space="preserve">Organizations pursuing growth through acquisition can rapidly expand technology portfolios and market reach; however, success depends on </w:t>
+      </w:r>
+      <w:proofErr w:type="gramStart"/>
+      <w:r>
+        <w:t>integration</w:t>
+      </w:r>
+      <w:proofErr w:type="gramEnd"/>
+      <w:r>
+        <w:t xml:space="preserve"> execution and governance discipline.</w:t>
+      </w:r>
+    </w:p>
+    <w:p>
+      <w:pPr>
+        <w:pBdr>
+          <w:top w:val="nil"/>
+          <w:left w:val="nil"/>
+          <w:bottom w:val="nil"/>
+          <w:right w:val="nil"/>
+          <w:between w:val="nil"/>
+        </w:pBdr>
+        <w:spacing w:before="240" w:after="240" w:line="275" w:lineRule="auto"/>
+        <w:rPr>
+          <w:b/>
+          <w:bCs/>
+        </w:rPr>
+      </w:pPr>
+    </w:p>
+    <w:p>
+      <w:pPr>
+        <w:pStyle w:val="Heading3"/>
+      </w:pPr>
+      <w:r>
+        <w:t xml:space="preserve">Insight </w:t>
+      </w:r>
+      <w:r>
+        <w:t>2</w:t>
+      </w:r>
+    </w:p>
+    <w:p>
+      <w:pPr>
+        <w:pBdr>
+          <w:top w:val="nil"/>
+          <w:left w:val="nil"/>
+          <w:bottom w:val="nil"/>
+          <w:right w:val="nil"/>
+          <w:between w:val="nil"/>
+        </w:pBdr>
+        <w:spacing w:before="240" w:after="240" w:line="275" w:lineRule="auto"/>
+        <w:rPr>
+          <w:b/>
+          <w:bCs/>
+        </w:rPr>
+      </w:pPr>
+      <w:r>
+        <w:rPr>
+          <w:b/>
+          <w:bCs/>
+        </w:rPr>
+        <w:t>Governance and Leadership Involvement Are Common Characteristics of Highly Acquisitive Companies</w:t>
+      </w:r>
+    </w:p>
+    <w:p>
+      <w:pPr>
+        <w:pBdr>
+          <w:top w:val="nil"/>
+          <w:left w:val="nil"/>
+          <w:bottom w:val="nil"/>
+          <w:right w:val="nil"/>
+          <w:between w:val="nil"/>
+        </w:pBdr>
+        <w:spacing w:before="240" w:after="240" w:line="275" w:lineRule="auto"/>
+        <w:rPr>
+          <w:b/>
+          <w:bCs/>
+        </w:rPr>
+      </w:pPr>
+      <w:r>
+        <w:rPr>
+          <w:b/>
+          <w:bCs/>
+        </w:rPr>
+        <w:t>Insight Summary</w:t>
+      </w:r>
+    </w:p>
+    <w:p>
+      <w:pPr>
+        <w:pBdr>
+          <w:top w:val="nil"/>
+          <w:left w:val="nil"/>
+          <w:bottom w:val="nil"/>
+          <w:right w:val="nil"/>
+          <w:between w:val="nil"/>
+        </w:pBdr>
+        <w:spacing w:before="240" w:after="240" w:line="275" w:lineRule="auto"/>
+      </w:pPr>
+      <w:r>
+        <w:t>Technology firms that maintain active acquisition strategies often demonstrate strong founder influence or experienced board-level governance structures.</w:t>
+      </w:r>
+    </w:p>
+    <w:p>
+      <w:pPr>
+        <w:pBdr>
+          <w:top w:val="nil"/>
+          <w:left w:val="nil"/>
+          <w:bottom w:val="nil"/>
+          <w:right w:val="nil"/>
+          <w:between w:val="nil"/>
+        </w:pBdr>
+        <w:spacing w:before="240" w:after="240" w:line="275" w:lineRule="auto"/>
+      </w:pPr>
+      <w:r>
+        <w:t>Supporting Evidence or Signals</w:t>
+      </w:r>
+    </w:p>
+    <w:p>
+      <w:pPr>
+        <w:numPr>
+          <w:ilvl w:val="0"/>
+          <w:numId w:val="24"/>
+        </w:numPr>
+        <w:pBdr>
+          <w:top w:val="nil"/>
+          <w:left w:val="nil"/>
+          <w:bottom w:val="nil"/>
+          <w:right w:val="nil"/>
+          <w:between w:val="nil"/>
+        </w:pBdr>
+        <w:spacing w:before="240" w:after="240" w:line="275" w:lineRule="auto"/>
+      </w:pPr>
+      <w:r>
+        <w:t>The dataset contains governance information for 36 technology companies and hundreds of founders, board members, and advisors.</w:t>
+      </w:r>
+    </w:p>
+    <w:p>
+      <w:pPr>
+        <w:numPr>
+          <w:ilvl w:val="0"/>
+          <w:numId w:val="24"/>
+        </w:numPr>
+        <w:pBdr>
+          <w:top w:val="nil"/>
+          <w:left w:val="nil"/>
+          <w:bottom w:val="nil"/>
+          <w:right w:val="nil"/>
+          <w:between w:val="nil"/>
+        </w:pBdr>
+        <w:spacing w:before="240" w:after="240" w:line="275" w:lineRule="auto"/>
+      </w:pPr>
+      <w:r>
+        <w:t>Companies such as Microsoft, Cisco, Google, Salesforce, Amazon, Apple, and IBM show extensive board oversight and governance participation within the Board Members dataset.</w:t>
+      </w:r>
+    </w:p>
+    <w:p>
+      <w:pPr>
+        <w:numPr>
+          <w:ilvl w:val="0"/>
+          <w:numId w:val="24"/>
+        </w:numPr>
+        <w:pBdr>
+          <w:top w:val="nil"/>
+          <w:left w:val="nil"/>
+          <w:bottom w:val="nil"/>
+          <w:right w:val="nil"/>
+          <w:between w:val="nil"/>
+        </w:pBdr>
+        <w:spacing w:before="240" w:after="240" w:line="275" w:lineRule="auto"/>
+      </w:pPr>
+      <w:r>
+        <w:t>External research consistently identifies executive alignment, governance structures, and decision-making accountability as major factors influencing integration success.</w:t>
+      </w:r>
+    </w:p>
+    <w:p>
+      <w:pPr>
+        <w:pBdr>
+          <w:top w:val="nil"/>
+          <w:left w:val="nil"/>
+          <w:bottom w:val="nil"/>
+          <w:right w:val="nil"/>
+          <w:between w:val="nil"/>
+        </w:pBdr>
+        <w:spacing w:before="240" w:after="240" w:line="275" w:lineRule="auto"/>
+      </w:pPr>
+      <w:r>
+        <w:t>Why This Insight Matters</w:t>
+      </w:r>
+    </w:p>
+    <w:p>
+      <w:pPr>
+        <w:pBdr>
+          <w:top w:val="nil"/>
+          <w:left w:val="nil"/>
+          <w:bottom w:val="nil"/>
+          <w:right w:val="nil"/>
+          <w:between w:val="nil"/>
+        </w:pBdr>
+        <w:spacing w:before="240" w:after="240" w:line="275" w:lineRule="auto"/>
+      </w:pPr>
+      <w:r>
+        <w:t>Acquisitions require major decisions around technology consolidation, workforce integration, and operating models. Governance structures help organizations realize synergies while reducing integration risk.</w:t>
+      </w:r>
+    </w:p>
+    <w:p>
+      <w:pPr>
+        <w:pStyle w:val="Heading3"/>
+      </w:pPr>
+      <w:r>
+        <w:t xml:space="preserve">Insight </w:t>
+      </w:r>
+      <w:r>
+        <w:t>3</w:t>
+      </w:r>
+    </w:p>
+    <w:p>
+      <w:pPr>
+        <w:pBdr>
+          <w:top w:val="nil"/>
+          <w:left w:val="nil"/>
+          <w:bottom w:val="nil"/>
+          <w:right w:val="nil"/>
+          <w:between w:val="nil"/>
+        </w:pBdr>
+        <w:spacing w:before="240" w:after="240" w:line="275" w:lineRule="auto"/>
+        <w:rPr>
+          <w:b/>
+          <w:bCs/>
+        </w:rPr>
+      </w:pPr>
+      <w:r>
+        <w:rPr>
+          <w:b/>
+          <w:bCs/>
+        </w:rPr>
+        <w:t>Cloud, Cybersecurity, and Enterprise Software Continue to Drive Technology Acquisition Activity</w:t>
+      </w:r>
+    </w:p>
+    <w:p>
+      <w:pPr>
+        <w:pBdr>
+          <w:top w:val="nil"/>
+          <w:left w:val="nil"/>
+          <w:bottom w:val="nil"/>
+          <w:right w:val="nil"/>
+          <w:between w:val="nil"/>
+        </w:pBdr>
+        <w:spacing w:before="240" w:after="240" w:line="275" w:lineRule="auto"/>
+        <w:rPr>
+          <w:b/>
+          <w:bCs/>
+        </w:rPr>
+      </w:pPr>
+      <w:r>
+        <w:rPr>
+          <w:b/>
+          <w:bCs/>
+        </w:rPr>
+        <w:t>Insight Summary</w:t>
+      </w:r>
+    </w:p>
+    <w:p>
+      <w:pPr>
+        <w:pBdr>
+          <w:top w:val="nil"/>
+          <w:left w:val="nil"/>
+          <w:bottom w:val="nil"/>
+          <w:right w:val="nil"/>
+          <w:between w:val="nil"/>
+        </w:pBdr>
+        <w:spacing w:before="240" w:after="240" w:line="275" w:lineRule="auto"/>
+      </w:pPr>
+      <w:r>
+        <w:lastRenderedPageBreak/>
+        <w:t>Technology acquisitions increasingly focus on acquiring strategic capabilities in cloud platforms, cybersecurity, enterprise software, and digital infrastructure.</w:t>
+      </w:r>
+    </w:p>
+    <w:p>
+      <w:pPr>
+        <w:pBdr>
+          <w:top w:val="nil"/>
+          <w:left w:val="nil"/>
+          <w:bottom w:val="nil"/>
+          <w:right w:val="nil"/>
+          <w:between w:val="nil"/>
+        </w:pBdr>
+        <w:spacing w:before="240" w:after="240" w:line="275" w:lineRule="auto"/>
+      </w:pPr>
+      <w:r>
+        <w:t>Supporting Evidence or Signals</w:t>
+      </w:r>
+    </w:p>
+    <w:p>
+      <w:pPr>
+        <w:numPr>
+          <w:ilvl w:val="0"/>
+          <w:numId w:val="25"/>
+        </w:numPr>
+        <w:pBdr>
+          <w:top w:val="nil"/>
+          <w:left w:val="nil"/>
+          <w:bottom w:val="nil"/>
+          <w:right w:val="nil"/>
+          <w:between w:val="nil"/>
+        </w:pBdr>
+        <w:spacing w:before="240" w:after="240" w:line="275" w:lineRule="auto"/>
+      </w:pPr>
+      <w:proofErr w:type="gramStart"/>
+      <w:r>
+        <w:t>Review</w:t>
+      </w:r>
+      <w:proofErr w:type="gramEnd"/>
+      <w:r>
+        <w:t xml:space="preserve"> of the 1,610 acquired companies showed a strong concentration of software, infrastructure, enterprise technology, and digital platform organizations.</w:t>
+      </w:r>
+    </w:p>
+    <w:p>
+      <w:pPr>
+        <w:numPr>
+          <w:ilvl w:val="0"/>
+          <w:numId w:val="25"/>
+        </w:numPr>
+        <w:pBdr>
+          <w:top w:val="nil"/>
+          <w:left w:val="nil"/>
+          <w:bottom w:val="nil"/>
+          <w:right w:val="nil"/>
+          <w:between w:val="nil"/>
+        </w:pBdr>
+        <w:spacing w:before="240" w:after="240" w:line="275" w:lineRule="auto"/>
+      </w:pPr>
+      <w:r>
+        <w:t>External market research identified cloud modernization, cybersecurity resilience, identity management, and AI readiness as leading drivers of current technology M&amp;A activity.</w:t>
+      </w:r>
+    </w:p>
+    <w:p>
+      <w:pPr>
+        <w:numPr>
+          <w:ilvl w:val="0"/>
+          <w:numId w:val="25"/>
+        </w:numPr>
+        <w:pBdr>
+          <w:top w:val="nil"/>
+          <w:left w:val="nil"/>
+          <w:bottom w:val="nil"/>
+          <w:right w:val="nil"/>
+          <w:between w:val="nil"/>
+        </w:pBdr>
+        <w:spacing w:before="240" w:after="240" w:line="275" w:lineRule="auto"/>
+      </w:pPr>
+      <w:r>
+        <w:t>Multiple Quick Research sources highlighted cloud and cybersecurity integration as top executive priorities following acquisition.</w:t>
+      </w:r>
+    </w:p>
+    <w:p>
+      <w:pPr>
+        <w:pBdr>
+          <w:top w:val="nil"/>
+          <w:left w:val="nil"/>
+          <w:bottom w:val="nil"/>
+          <w:right w:val="nil"/>
+          <w:between w:val="nil"/>
+        </w:pBdr>
+        <w:spacing w:before="240" w:after="240" w:line="275" w:lineRule="auto"/>
+      </w:pPr>
+      <w:r>
+        <w:t>Why This Insight Matters</w:t>
+      </w:r>
+    </w:p>
+    <w:p>
+      <w:pPr>
+        <w:pBdr>
+          <w:top w:val="nil"/>
+          <w:left w:val="nil"/>
+          <w:bottom w:val="nil"/>
+          <w:right w:val="nil"/>
+          <w:between w:val="nil"/>
+        </w:pBdr>
+        <w:spacing w:before="240" w:after="240" w:line="275" w:lineRule="auto"/>
+      </w:pPr>
+      <w:r>
+        <w:t>Organizations that prioritize these capabilities can strengthen operational resilience, improve scalability, and accelerate digital transformation initiatives.</w:t>
+      </w:r>
+    </w:p>
+    <w:p>
+      <w:pPr>
+        <w:pStyle w:val="Heading3"/>
+      </w:pPr>
+      <w:r>
+        <w:t xml:space="preserve">Insight </w:t>
+      </w:r>
+      <w:r>
+        <w:t>4</w:t>
+      </w:r>
+    </w:p>
+    <w:p>
+      <w:pPr>
+        <w:pBdr>
+          <w:top w:val="nil"/>
+          <w:left w:val="nil"/>
+          <w:bottom w:val="nil"/>
+          <w:right w:val="nil"/>
+          <w:between w:val="nil"/>
+        </w:pBdr>
+        <w:spacing w:before="240" w:after="240" w:line="275" w:lineRule="auto"/>
+        <w:rPr>
+          <w:b/>
+          <w:bCs/>
+        </w:rPr>
+      </w:pPr>
+      <w:r>
+        <w:rPr>
+          <w:b/>
+          <w:bCs/>
+        </w:rPr>
+        <w:t>Integration Risks Extend Beyond Technology and Frequently Involve Organizational Alignment</w:t>
+      </w:r>
+    </w:p>
+    <w:p>
+      <w:pPr>
+        <w:pBdr>
+          <w:top w:val="nil"/>
+          <w:left w:val="nil"/>
+          <w:bottom w:val="nil"/>
+          <w:right w:val="nil"/>
+          <w:between w:val="nil"/>
+        </w:pBdr>
+        <w:spacing w:before="240" w:after="240" w:line="275" w:lineRule="auto"/>
+        <w:rPr>
+          <w:b/>
+          <w:bCs/>
+        </w:rPr>
+      </w:pPr>
+      <w:r>
+        <w:rPr>
+          <w:b/>
+          <w:bCs/>
+        </w:rPr>
+        <w:t>Insight Summary</w:t>
+      </w:r>
+    </w:p>
+    <w:p>
+      <w:pPr>
+        <w:pBdr>
+          <w:top w:val="nil"/>
+          <w:left w:val="nil"/>
+          <w:bottom w:val="nil"/>
+          <w:right w:val="nil"/>
+          <w:between w:val="nil"/>
+        </w:pBdr>
+        <w:spacing w:before="240" w:after="240" w:line="275" w:lineRule="auto"/>
+      </w:pPr>
+      <w:r>
+        <w:t>Post-merger integration challenges are driven as much by governance, workforce alignment, and decision-making complexity as by technical implementation concerns.</w:t>
+      </w:r>
+    </w:p>
+    <w:p>
+      <w:pPr>
+        <w:pBdr>
+          <w:top w:val="nil"/>
+          <w:left w:val="nil"/>
+          <w:bottom w:val="nil"/>
+          <w:right w:val="nil"/>
+          <w:between w:val="nil"/>
+        </w:pBdr>
+        <w:spacing w:before="240" w:after="240" w:line="275" w:lineRule="auto"/>
+      </w:pPr>
+      <w:r>
+        <w:t>Supporting Evidence or Signals</w:t>
+      </w:r>
+    </w:p>
+    <w:p>
+      <w:pPr>
+        <w:numPr>
+          <w:ilvl w:val="0"/>
+          <w:numId w:val="26"/>
+        </w:numPr>
+        <w:pBdr>
+          <w:top w:val="nil"/>
+          <w:left w:val="nil"/>
+          <w:bottom w:val="nil"/>
+          <w:right w:val="nil"/>
+          <w:between w:val="nil"/>
+        </w:pBdr>
+        <w:spacing w:before="240" w:after="240" w:line="275" w:lineRule="auto"/>
+      </w:pPr>
+      <w:r>
+        <w:t>Quick Research consistently identified change management, leadership alignment, operating model integration, and cultural integration as leading causes of delayed value realization.</w:t>
+      </w:r>
+    </w:p>
+    <w:p>
+      <w:pPr>
+        <w:numPr>
+          <w:ilvl w:val="0"/>
+          <w:numId w:val="26"/>
+        </w:numPr>
+        <w:pBdr>
+          <w:top w:val="nil"/>
+          <w:left w:val="nil"/>
+          <w:bottom w:val="nil"/>
+          <w:right w:val="nil"/>
+          <w:between w:val="nil"/>
+        </w:pBdr>
+        <w:spacing w:before="240" w:after="240" w:line="275" w:lineRule="auto"/>
+      </w:pPr>
+      <w:r>
+        <w:t>External findings highlighted cybersecurity remediation, application rationalization, identity management, and data migration as common technical integration challenges.</w:t>
+      </w:r>
+    </w:p>
+    <w:p>
+      <w:pPr>
+        <w:numPr>
+          <w:ilvl w:val="0"/>
+          <w:numId w:val="26"/>
+        </w:numPr>
+        <w:pBdr>
+          <w:top w:val="nil"/>
+          <w:left w:val="nil"/>
+          <w:bottom w:val="nil"/>
+          <w:right w:val="nil"/>
+          <w:between w:val="nil"/>
+        </w:pBdr>
+        <w:spacing w:before="240" w:after="240" w:line="275" w:lineRule="auto"/>
+      </w:pPr>
+      <w:r>
+        <w:t>Research signals showed organizations with structured integration governance achieve faster synergy realization than organizations relying solely on project-level execution.</w:t>
+      </w:r>
+    </w:p>
+    <w:p>
+      <w:pPr>
+        <w:pBdr>
+          <w:top w:val="nil"/>
+          <w:left w:val="nil"/>
+          <w:bottom w:val="nil"/>
+          <w:right w:val="nil"/>
+          <w:between w:val="nil"/>
+        </w:pBdr>
+        <w:spacing w:before="240" w:after="240" w:line="275" w:lineRule="auto"/>
+      </w:pPr>
+      <w:r>
+        <w:t>Why This Insight Matters</w:t>
+      </w:r>
+    </w:p>
+    <w:p>
+      <w:pPr>
+        <w:pBdr>
+          <w:top w:val="nil"/>
+          <w:left w:val="nil"/>
+          <w:bottom w:val="nil"/>
+          <w:right w:val="nil"/>
+          <w:between w:val="nil"/>
+        </w:pBdr>
+        <w:spacing w:before="240" w:after="240" w:line="275" w:lineRule="auto"/>
+      </w:pPr>
+      <w:r>
+        <w:t>Successful integration leaders must address people, process, governance, and technology simultaneously rather than focusing solely on system consolidation.</w:t>
+      </w:r>
+    </w:p>
+    <w:p>
+      <w:pPr>
+        <w:pStyle w:val="Heading3"/>
+      </w:pPr>
+      <w:r>
+        <w:lastRenderedPageBreak/>
+        <w:t xml:space="preserve">Insight </w:t>
+      </w:r>
+      <w:r>
+        <w:t>5</w:t>
+      </w:r>
+    </w:p>
+    <w:p>
+      <w:pPr>
+        <w:pBdr>
+          <w:top w:val="nil"/>
+          <w:left w:val="nil"/>
+          <w:bottom w:val="nil"/>
+          <w:right w:val="nil"/>
+          <w:between w:val="nil"/>
+        </w:pBdr>
+        <w:spacing w:before="240" w:after="240" w:line="275" w:lineRule="auto"/>
+        <w:rPr>
+          <w:b/>
+          <w:bCs/>
+        </w:rPr>
+      </w:pPr>
+      <w:r>
+        <w:rPr>
+          <w:b/>
+          <w:bCs/>
+        </w:rPr>
+        <w:t>Acquisition Portfolios Demonstrate Long-Term Platform Expansion Strategies</w:t>
+      </w:r>
+    </w:p>
+    <w:p>
+      <w:pPr>
+        <w:pBdr>
+          <w:top w:val="nil"/>
+          <w:left w:val="nil"/>
+          <w:bottom w:val="nil"/>
+          <w:right w:val="nil"/>
+          <w:between w:val="nil"/>
+        </w:pBdr>
+        <w:spacing w:before="240" w:after="240" w:line="275" w:lineRule="auto"/>
+        <w:rPr>
+          <w:b/>
+          <w:bCs/>
+        </w:rPr>
+      </w:pPr>
+      <w:r>
+        <w:rPr>
+          <w:b/>
+          <w:bCs/>
+        </w:rPr>
+        <w:t>Insight Summary</w:t>
+      </w:r>
+    </w:p>
+    <w:p>
+      <w:pPr>
+        <w:pBdr>
+          <w:top w:val="nil"/>
+          <w:left w:val="nil"/>
+          <w:bottom w:val="nil"/>
+          <w:right w:val="nil"/>
+          <w:between w:val="nil"/>
+        </w:pBdr>
+        <w:spacing w:before="240" w:after="240" w:line="275" w:lineRule="auto"/>
+      </w:pPr>
+      <w:r>
+        <w:t>The most acquisitive technology companies use acquisitions as part of a sustained platform expansion strategy rather than isolated transactions.</w:t>
+      </w:r>
+    </w:p>
+    <w:p>
+      <w:pPr>
+        <w:pBdr>
+          <w:top w:val="nil"/>
+          <w:left w:val="nil"/>
+          <w:bottom w:val="nil"/>
+          <w:right w:val="nil"/>
+          <w:between w:val="nil"/>
+        </w:pBdr>
+        <w:spacing w:before="240" w:after="240" w:line="275" w:lineRule="auto"/>
+      </w:pPr>
+      <w:r>
+        <w:t>Supporting Evidence or Signals</w:t>
+      </w:r>
+    </w:p>
+    <w:p>
+      <w:pPr>
+        <w:numPr>
+          <w:ilvl w:val="0"/>
+          <w:numId w:val="27"/>
+        </w:numPr>
+        <w:pBdr>
+          <w:top w:val="nil"/>
+          <w:left w:val="nil"/>
+          <w:bottom w:val="nil"/>
+          <w:right w:val="nil"/>
+          <w:between w:val="nil"/>
+        </w:pBdr>
+        <w:spacing w:before="240" w:after="240" w:line="275" w:lineRule="auto"/>
+      </w:pPr>
+      <w:r>
+        <w:t>The dataset includes acquisition histories showing repeated acquisition activity across multiple years by organizations such as Cisco, Google, Microsoft, Oracle, and IBM.</w:t>
+      </w:r>
+    </w:p>
+    <w:p>
+      <w:pPr>
+        <w:numPr>
+          <w:ilvl w:val="0"/>
+          <w:numId w:val="27"/>
+        </w:numPr>
+        <w:pBdr>
+          <w:top w:val="nil"/>
+          <w:left w:val="nil"/>
+          <w:bottom w:val="nil"/>
+          <w:right w:val="nil"/>
+          <w:between w:val="nil"/>
+        </w:pBdr>
+        <w:spacing w:before="240" w:after="240" w:line="275" w:lineRule="auto"/>
+      </w:pPr>
+      <w:r>
+        <w:t>Acquired companies span diverse technology categories, indicating broad capability expansion rather than single-market consolidation.</w:t>
+      </w:r>
+    </w:p>
+    <w:p>
+      <w:pPr>
+        <w:numPr>
+          <w:ilvl w:val="0"/>
+          <w:numId w:val="27"/>
+        </w:numPr>
+        <w:pBdr>
+          <w:top w:val="nil"/>
+          <w:left w:val="nil"/>
+          <w:bottom w:val="nil"/>
+          <w:right w:val="nil"/>
+          <w:between w:val="nil"/>
+        </w:pBdr>
+        <w:spacing w:before="240" w:after="240" w:line="275" w:lineRule="auto"/>
+      </w:pPr>
+      <w:r>
+        <w:t>External research identified platform growth, ecosystem expansion, and capability acquisition as major strategic drivers behind technology-sector M&amp;A activity.</w:t>
+      </w:r>
+    </w:p>
+    <w:p>
+      <w:pPr>
+        <w:pBdr>
+          <w:top w:val="nil"/>
+          <w:left w:val="nil"/>
+          <w:bottom w:val="nil"/>
+          <w:right w:val="nil"/>
+          <w:between w:val="nil"/>
+        </w:pBdr>
+        <w:spacing w:before="240" w:after="240" w:line="275" w:lineRule="auto"/>
+      </w:pPr>
+      <w:r>
+        <w:t>Why This Insight Matters</w:t>
+      </w:r>
+    </w:p>
+    <w:p>
+      <w:pPr>
+        <w:pBdr>
+          <w:top w:val="nil"/>
+          <w:left w:val="nil"/>
+          <w:bottom w:val="nil"/>
+          <w:right w:val="nil"/>
+          <w:between w:val="nil"/>
+        </w:pBdr>
+        <w:spacing w:before="240" w:after="240" w:line="275" w:lineRule="auto"/>
+      </w:pPr>
+      <w:r>
+        <w:t>Technology leaders evaluating future acquisitions should assess how a target supports long-term platform strategy and ecosystem growth rather than focusing only on short-term financial benefits.</w:t>
+      </w:r>
+    </w:p>
+    <w:p>
+      <w:pPr>
+        <w:pBdr>
+          <w:top w:val="nil"/>
+          <w:left w:val="nil"/>
+          <w:bottom w:val="nil"/>
+          <w:right w:val="nil"/>
+          <w:between w:val="nil"/>
+        </w:pBdr>
+        <w:spacing w:before="240" w:after="240" w:line="275" w:lineRule="auto"/>
+        <w:rPr>
+          <w:b/>
+          <w:bCs/>
+          <w:sz w:val="28"/>
+          <w:szCs w:val="28"/>
+        </w:rPr>
+      </w:pPr>
+      <w:r>
+        <w:rPr>
+          <w:b/>
+          <w:bCs/>
+          <w:sz w:val="28"/>
+          <w:szCs w:val="28"/>
+        </w:rPr>
+        <w:t>For all Sections</w:t>
+      </w:r>
+    </w:p>
+    <w:p>
+      <w:pPr>
+        <w:pBdr>
+          <w:top w:val="nil"/>
+          <w:left w:val="nil"/>
+          <w:bottom w:val="nil"/>
+          <w:right w:val="nil"/>
+          <w:between w:val="nil"/>
+        </w:pBdr>
+        <w:spacing w:before="240" w:after="240" w:line="275" w:lineRule="auto"/>
+      </w:pPr>
+      <w:r>
+        <w:t>Evidence Sources:</w:t>
+      </w:r>
+    </w:p>
+    <w:p>
+      <w:pPr>
+        <w:pBdr>
+          <w:top w:val="nil"/>
+          <w:left w:val="nil"/>
+          <w:bottom w:val="nil"/>
+          <w:right w:val="nil"/>
+          <w:between w:val="nil"/>
+        </w:pBdr>
+        <w:spacing w:before="240" w:after="240" w:line="275" w:lineRule="auto"/>
+      </w:pPr>
+      <w:r>
+        <w:t>• Technology Mergers &amp; Acquisitions Dataset</w:t>
+      </w:r>
+    </w:p>
+    <w:p>
+      <w:pPr>
+        <w:pBdr>
+          <w:top w:val="nil"/>
+          <w:left w:val="nil"/>
+          <w:bottom w:val="nil"/>
+          <w:right w:val="nil"/>
+          <w:between w:val="nil"/>
+        </w:pBdr>
+        <w:spacing w:before="240" w:after="240" w:line="275" w:lineRule="auto"/>
+      </w:pPr>
+      <w:r>
+        <w:t>• Acquiring Companies Dataset</w:t>
+      </w:r>
+    </w:p>
+    <w:p>
+      <w:pPr>
+        <w:pBdr>
+          <w:top w:val="nil"/>
+          <w:left w:val="nil"/>
+          <w:bottom w:val="nil"/>
+          <w:right w:val="nil"/>
+          <w:between w:val="nil"/>
+        </w:pBdr>
+        <w:spacing w:before="240" w:after="240" w:line="275" w:lineRule="auto"/>
+      </w:pPr>
+      <w:r>
+        <w:t>• Founders and Board Members Dataset</w:t>
+      </w:r>
+    </w:p>
+    <w:p>
+      <w:pPr>
+        <w:pBdr>
+          <w:top w:val="nil"/>
+          <w:left w:val="nil"/>
+          <w:bottom w:val="nil"/>
+          <w:right w:val="nil"/>
+          <w:between w:val="nil"/>
+        </w:pBdr>
+        <w:spacing w:before="240" w:after="240" w:line="275" w:lineRule="auto"/>
+      </w:pPr>
+      <w:r>
+        <w:t>• Quick Research Output: Technology M&amp;A Trends</w:t>
+      </w:r>
+    </w:p>
+    <w:p>
+      <w:pPr>
+        <w:pBdr>
+          <w:top w:val="nil"/>
+          <w:left w:val="nil"/>
+          <w:bottom w:val="nil"/>
+          <w:right w:val="nil"/>
+          <w:between w:val="nil"/>
+        </w:pBdr>
+        <w:spacing w:before="240" w:after="240" w:line="275" w:lineRule="auto"/>
+      </w:pPr>
+      <w:r>
+        <w:t>• Quick Research Output: Governance and Integration Risks</w:t>
+      </w:r>
     </w:p>
     <w:p>
       <w:pPr>
@@ -1068,7 +1673,7 @@
       </w:pPr>
       <w:r>
         <w:pict w14:anchorId="0D9AA5C9">
-          <v:rect id="_x0000_i1029" style="width:0;height:1.5pt" o:hralign="center" o:hrstd="t" o:hr="t" fillcolor="#a0a0a0" stroked="f"/>
+          <v:rect id="_x0000_i1073" style="width:0;height:1.5pt" o:hralign="center" o:bullet="t" o:hrstd="t" o:hr="t" fillcolor="#a0a0a0" stroked="f"/>
         </w:pict>
       </w:r>
       <w:r>
@@ -1079,6 +1684,56 @@
         <w:t xml:space="preserve">5. Visual Evidence </w:t>
       </w:r>
     </w:p>
+    <w:p>
+      <w:pPr>
+        <w:rPr>
+          <w:b/>
+          <w:bCs/>
+        </w:rPr>
+      </w:pPr>
+      <w:r>
+        <w:rPr>
+          <w:b/>
+          <w:bCs/>
+        </w:rPr>
+        <w:t>What the visualization shows:</w:t>
+      </w:r>
+    </w:p>
+    <w:p>
+      <w:r>
+        <w:t xml:space="preserve">The chart ranks technology companies by total acquisition activity and highlights the concentration of acquisition-led growth among a small number of major technology </w:t>
+      </w:r>
+      <w:r>
+        <w:lastRenderedPageBreak/>
+        <w:t>organizations.</w:t>
+      </w:r>
+    </w:p>
+    <w:p>
+      <w:r>
+        <w:t> </w:t>
+      </w:r>
+    </w:p>
+    <w:p>
+      <w:pPr>
+        <w:rPr>
+          <w:b/>
+          <w:bCs/>
+        </w:rPr>
+      </w:pPr>
+      <w:r>
+        <w:rPr>
+          <w:b/>
+          <w:bCs/>
+        </w:rPr>
+        <w:t>How it supports the insight:</w:t>
+      </w:r>
+    </w:p>
+    <w:p>
+      <w:r>
+        <w:t>The visualization demonstrates that a limited number of highly acquisitive firms use acquisitions as a sustained growth strategy rather than isolated transactions.</w:t>
+      </w:r>
+    </w:p>
+    <w:p/>
     <w:p>
       <w:pPr>
         <w:pStyle w:val="Heading2"/>
@@ -1096,7 +1751,6 @@
           <w:sz w:val="22"/>
           <w:szCs w:val="22"/>
         </w:rPr>
-        <w:lastRenderedPageBreak/>
         <w:drawing>
           <wp:inline distT="0" distB="0" distL="0" distR="0" wp14:anchorId="20EF7B09" wp14:editId="1F9ABD6B">
             <wp:extent cx="5943600" cy="2921635"/>
@@ -1139,6 +1793,7 @@
         </w:pict>
       </w:r>
     </w:p>
+    <w:p/>
     <w:p>
       <w:pPr>
         <w:pStyle w:val="Heading2"/>
@@ -1875,6 +2530,7 @@
           <w:b/>
           <w:bCs/>
         </w:rPr>
+        <w:lastRenderedPageBreak/>
         <w:t>Limitation 3</w:t>
       </w:r>
     </w:p>
@@ -1930,7 +2586,6 @@
           <w:rFonts w:ascii="Google Sans" w:eastAsia="Google Sans" w:hAnsi="Google Sans" w:cs="Google Sans"/>
           <w:color w:val="1F1F1F"/>
         </w:rPr>
-        <w:lastRenderedPageBreak/>
         <w:t>8. Strategic Implications</w:t>
       </w:r>
     </w:p>
@@ -2145,6 +2800,11 @@
 
 <file path=word/numbering.xml><?xml version="1.0" encoding="utf-8"?>
 <w:numbering xmlns:wpc="http://schemas.microsoft.com/office/word/2010/wordprocessingCanvas" xmlns:cx="http://schemas.microsoft.com/office/drawing/2014/chartex" xmlns:cx1="http://schemas.microsoft.com/office/drawing/2015/9/8/chartex" xmlns:cx2="http://schemas.microsoft.com/office/drawing/2015/10/21/chartex" xmlns:cx3="http://schemas.microsoft.com/office/drawing/2016/5/9/chartex" xmlns:cx4="http://schemas.microsoft.com/office/drawing/2016/5/10/chartex" xmlns:cx5="http://schemas.microsoft.com/office/drawing/2016/5/11/chartex" xmlns:cx6="http://schemas.microsoft.com/office/drawing/2016/5/12/chartex" xmlns:cx7="http://schemas.microsoft.com/office/drawing/2016/5/13/chartex" xmlns:cx8="http://schemas.microsoft.com/office/drawing/2016/5/14/chartex" xmlns:mc="http://schemas.openxmlformats.org/markup-compatibility/2006" xmlns:aink="http://schemas.microsoft.com/office/drawing/2016/ink" xmlns:am3d="http://schemas.microsoft.com/office/drawing/2017/model3d" xmlns:o="urn:schemas-microsoft-com:office:office" xmlns:oel="http://schemas.microsoft.com/office/2019/extlst" xmlns:r="http://schemas.openxmlformats.org/officeDocument/2006/relationships" xmlns:m="http://schemas.openxmlformats.org/officeDocument/2006/math" xmlns:v="urn:schemas-microsoft-com:vml" xmlns:wp14="http://schemas.microsoft.com/office/word/2010/wordprocessingDrawing" xmlns:wp="http://schemas.openxmlformats.org/drawingml/2006/wordprocessingDrawing" xmlns:w10="urn:schemas-microsoft-com:office:word" xmlns:w="http://schemas.openxmlformats.org/wordprocessingml/2006/main" xmlns:w14="http://schemas.microsoft.com/office/word/2010/wordml" xmlns:w15="http://schemas.microsoft.com/office/word/2012/wordml" xmlns:w16cex="http://schemas.microsoft.com/office/word/2018/wordml/cex" xmlns:w16cid="http://schemas.microsoft.com/office/word/2016/wordml/cid" xmlns:w16="http://schemas.microsoft.com/office/word/2018/wordml" xmlns:w16du="http://schemas.microsoft.com/office/word/2023/wordml/word16du" xmlns:w16sdtdh="http://schemas.microsoft.com/office/word/2020/wordml/sdtdatahash" xmlns:w16sdtfl="http://schemas.microsoft.com/office/word/2024/wordml/sdtformatlock" xmlns:w16se="http://schemas.microsoft.com/office/word/2015/wordml/symex" xmlns:wpg="http://schemas.microsoft.com/office/word/2010/wordprocessingGroup" xmlns:wpi="http://schemas.microsoft.com/office/word/2010/wordprocessingInk" xmlns:wne="http://schemas.microsoft.com/office/word/2006/wordml" xmlns:wps="http://schemas.microsoft.com/office/word/2010/wordprocessingShape" mc:Ignorable="w14 w15 w16se w16cid w16 w16cex w16sdtdh w16sdtfl w16du wp14">
+  <w:numPicBullet w:numPicBulletId="0">
+    <w:pict>
+      <v:rect id="_x0000_i1025" style="width:0;height:1.5pt" o:hralign="center" o:bullet="t" o:hrstd="t" o:hr="t" fillcolor="#a0a0a0" stroked="f"/>
+    </w:pict>
+  </w:numPicBullet>
   <w:abstractNum w:abstractNumId="0" w15:restartNumberingAfterBreak="0">
     <w:nsid w:val="09FD50C0"/>
     <w:multiLevelType w:val="multilevel"/>
@@ -2516,6 +3176,155 @@
     </w:lvl>
   </w:abstractNum>
   <w:abstractNum w:abstractNumId="2" w15:restartNumberingAfterBreak="0">
+    <w:nsid w:val="0D8F6812"/>
+    <w:multiLevelType w:val="multilevel"/>
+    <w:tmpl w:val="89701F3E"/>
+    <w:lvl w:ilvl="0">
+      <w:start w:val="1"/>
+      <w:numFmt w:val="bullet"/>
+      <w:lvlText w:val=""/>
+      <w:lvlJc w:val="left"/>
+      <w:pPr>
+        <w:tabs>
+          <w:tab w:val="num" w:pos="720"/>
+        </w:tabs>
+        <w:ind w:left="720" w:hanging="360"/>
+      </w:pPr>
+      <w:rPr>
+        <w:rFonts w:ascii="Symbol" w:hAnsi="Symbol" w:hint="default"/>
+        <w:sz w:val="20"/>
+      </w:rPr>
+    </w:lvl>
+    <w:lvl w:ilvl="1" w:tentative="1">
+      <w:start w:val="1"/>
+      <w:numFmt w:val="bullet"/>
+      <w:lvlText w:val="o"/>
+      <w:lvlJc w:val="left"/>
+      <w:pPr>
+        <w:tabs>
+          <w:tab w:val="num" w:pos="1440"/>
+        </w:tabs>
+        <w:ind w:left="1440" w:hanging="360"/>
+      </w:pPr>
+      <w:rPr>
+        <w:rFonts w:ascii="Courier New" w:hAnsi="Courier New" w:hint="default"/>
+        <w:sz w:val="20"/>
+      </w:rPr>
+    </w:lvl>
+    <w:lvl w:ilvl="2" w:tentative="1">
+      <w:start w:val="1"/>
+      <w:numFmt w:val="bullet"/>
+      <w:lvlText w:val=""/>
+      <w:lvlJc w:val="left"/>
+      <w:pPr>
+        <w:tabs>
+          <w:tab w:val="num" w:pos="2160"/>
+        </w:tabs>
+        <w:ind w:left="2160" w:hanging="360"/>
+      </w:pPr>
+      <w:rPr>
+        <w:rFonts w:ascii="Wingdings" w:hAnsi="Wingdings" w:hint="default"/>
+        <w:sz w:val="20"/>
+      </w:rPr>
+    </w:lvl>
+    <w:lvl w:ilvl="3" w:tentative="1">
+      <w:start w:val="1"/>
+      <w:numFmt w:val="bullet"/>
+      <w:lvlText w:val=""/>
+      <w:lvlJc w:val="left"/>
+      <w:pPr>
+        <w:tabs>
+          <w:tab w:val="num" w:pos="2880"/>
+        </w:tabs>
+        <w:ind w:left="2880" w:hanging="360"/>
+      </w:pPr>
+      <w:rPr>
+        <w:rFonts w:ascii="Wingdings" w:hAnsi="Wingdings" w:hint="default"/>
+        <w:sz w:val="20"/>
+      </w:rPr>
+    </w:lvl>
+    <w:lvl w:ilvl="4" w:tentative="1">
+      <w:start w:val="1"/>
+      <w:numFmt w:val="bullet"/>
+      <w:lvlText w:val=""/>
+      <w:lvlJc w:val="left"/>
+      <w:pPr>
+        <w:tabs>
+          <w:tab w:val="num" w:pos="3600"/>
+        </w:tabs>
+        <w:ind w:left="3600" w:hanging="360"/>
+      </w:pPr>
+      <w:rPr>
+        <w:rFonts w:ascii="Wingdings" w:hAnsi="Wingdings" w:hint="default"/>
+        <w:sz w:val="20"/>
+      </w:rPr>
+    </w:lvl>
+    <w:lvl w:ilvl="5" w:tentative="1">
+      <w:start w:val="1"/>
+      <w:numFmt w:val="bullet"/>
+      <w:lvlText w:val=""/>
+      <w:lvlJc w:val="left"/>
+      <w:pPr>
+        <w:tabs>
+          <w:tab w:val="num" w:pos="4320"/>
+        </w:tabs>
+        <w:ind w:left="4320" w:hanging="360"/>
+      </w:pPr>
+      <w:rPr>
+        <w:rFonts w:ascii="Wingdings" w:hAnsi="Wingdings" w:hint="default"/>
+        <w:sz w:val="20"/>
+      </w:rPr>
+    </w:lvl>
+    <w:lvl w:ilvl="6" w:tentative="1">
+      <w:start w:val="1"/>
+      <w:numFmt w:val="bullet"/>
+      <w:lvlText w:val=""/>
+      <w:lvlJc w:val="left"/>
+      <w:pPr>
+        <w:tabs>
+          <w:tab w:val="num" w:pos="5040"/>
+        </w:tabs>
+        <w:ind w:left="5040" w:hanging="360"/>
+      </w:pPr>
+      <w:rPr>
+        <w:rFonts w:ascii="Wingdings" w:hAnsi="Wingdings" w:hint="default"/>
+        <w:sz w:val="20"/>
+      </w:rPr>
+    </w:lvl>
+    <w:lvl w:ilvl="7" w:tentative="1">
+      <w:start w:val="1"/>
+      <w:numFmt w:val="bullet"/>
+      <w:lvlText w:val=""/>
+      <w:lvlJc w:val="left"/>
+      <w:pPr>
+        <w:tabs>
+          <w:tab w:val="num" w:pos="5760"/>
+        </w:tabs>
+        <w:ind w:left="5760" w:hanging="360"/>
+      </w:pPr>
+      <w:rPr>
+        <w:rFonts w:ascii="Wingdings" w:hAnsi="Wingdings" w:hint="default"/>
+        <w:sz w:val="20"/>
+      </w:rPr>
+    </w:lvl>
+    <w:lvl w:ilvl="8" w:tentative="1">
+      <w:start w:val="1"/>
+      <w:numFmt w:val="bullet"/>
+      <w:lvlText w:val=""/>
+      <w:lvlJc w:val="left"/>
+      <w:pPr>
+        <w:tabs>
+          <w:tab w:val="num" w:pos="6480"/>
+        </w:tabs>
+        <w:ind w:left="6480" w:hanging="360"/>
+      </w:pPr>
+      <w:rPr>
+        <w:rFonts w:ascii="Wingdings" w:hAnsi="Wingdings" w:hint="default"/>
+        <w:sz w:val="20"/>
+      </w:rPr>
+    </w:lvl>
+  </w:abstractNum>
+  <w:abstractNum w:abstractNumId="3" w15:restartNumberingAfterBreak="0">
     <w:nsid w:val="0DDA0569"/>
     <w:multiLevelType w:val="multilevel"/>
     <w:tmpl w:val="6894616C"/>
@@ -2664,7 +3473,7 @@
       </w:rPr>
     </w:lvl>
   </w:abstractNum>
-  <w:abstractNum w:abstractNumId="3" w15:restartNumberingAfterBreak="0">
+  <w:abstractNum w:abstractNumId="4" w15:restartNumberingAfterBreak="0">
     <w:nsid w:val="13210B95"/>
     <w:multiLevelType w:val="multilevel"/>
     <w:tmpl w:val="FF0E4926"/>
@@ -2813,7 +3622,156 @@
       </w:rPr>
     </w:lvl>
   </w:abstractNum>
-  <w:abstractNum w:abstractNumId="4" w15:restartNumberingAfterBreak="0">
+  <w:abstractNum w:abstractNumId="5" w15:restartNumberingAfterBreak="0">
+    <w:nsid w:val="144D7188"/>
+    <w:multiLevelType w:val="multilevel"/>
+    <w:tmpl w:val="709A2CDE"/>
+    <w:lvl w:ilvl="0">
+      <w:start w:val="1"/>
+      <w:numFmt w:val="bullet"/>
+      <w:lvlText w:val=""/>
+      <w:lvlJc w:val="left"/>
+      <w:pPr>
+        <w:tabs>
+          <w:tab w:val="num" w:pos="720"/>
+        </w:tabs>
+        <w:ind w:left="720" w:hanging="360"/>
+      </w:pPr>
+      <w:rPr>
+        <w:rFonts w:ascii="Symbol" w:hAnsi="Symbol" w:hint="default"/>
+        <w:sz w:val="20"/>
+      </w:rPr>
+    </w:lvl>
+    <w:lvl w:ilvl="1" w:tentative="1">
+      <w:start w:val="1"/>
+      <w:numFmt w:val="bullet"/>
+      <w:lvlText w:val="o"/>
+      <w:lvlJc w:val="left"/>
+      <w:pPr>
+        <w:tabs>
+          <w:tab w:val="num" w:pos="1440"/>
+        </w:tabs>
+        <w:ind w:left="1440" w:hanging="360"/>
+      </w:pPr>
+      <w:rPr>
+        <w:rFonts w:ascii="Courier New" w:hAnsi="Courier New" w:hint="default"/>
+        <w:sz w:val="20"/>
+      </w:rPr>
+    </w:lvl>
+    <w:lvl w:ilvl="2" w:tentative="1">
+      <w:start w:val="1"/>
+      <w:numFmt w:val="bullet"/>
+      <w:lvlText w:val=""/>
+      <w:lvlJc w:val="left"/>
+      <w:pPr>
+        <w:tabs>
+          <w:tab w:val="num" w:pos="2160"/>
+        </w:tabs>
+        <w:ind w:left="2160" w:hanging="360"/>
+      </w:pPr>
+      <w:rPr>
+        <w:rFonts w:ascii="Wingdings" w:hAnsi="Wingdings" w:hint="default"/>
+        <w:sz w:val="20"/>
+      </w:rPr>
+    </w:lvl>
+    <w:lvl w:ilvl="3" w:tentative="1">
+      <w:start w:val="1"/>
+      <w:numFmt w:val="bullet"/>
+      <w:lvlText w:val=""/>
+      <w:lvlJc w:val="left"/>
+      <w:pPr>
+        <w:tabs>
+          <w:tab w:val="num" w:pos="2880"/>
+        </w:tabs>
+        <w:ind w:left="2880" w:hanging="360"/>
+      </w:pPr>
+      <w:rPr>
+        <w:rFonts w:ascii="Wingdings" w:hAnsi="Wingdings" w:hint="default"/>
+        <w:sz w:val="20"/>
+      </w:rPr>
+    </w:lvl>
+    <w:lvl w:ilvl="4" w:tentative="1">
+      <w:start w:val="1"/>
+      <w:numFmt w:val="bullet"/>
+      <w:lvlText w:val=""/>
+      <w:lvlJc w:val="left"/>
+      <w:pPr>
+        <w:tabs>
+          <w:tab w:val="num" w:pos="3600"/>
+        </w:tabs>
+        <w:ind w:left="3600" w:hanging="360"/>
+      </w:pPr>
+      <w:rPr>
+        <w:rFonts w:ascii="Wingdings" w:hAnsi="Wingdings" w:hint="default"/>
+        <w:sz w:val="20"/>
+      </w:rPr>
+    </w:lvl>
+    <w:lvl w:ilvl="5" w:tentative="1">
+      <w:start w:val="1"/>
+      <w:numFmt w:val="bullet"/>
+      <w:lvlText w:val=""/>
+      <w:lvlJc w:val="left"/>
+      <w:pPr>
+        <w:tabs>
+          <w:tab w:val="num" w:pos="4320"/>
+        </w:tabs>
+        <w:ind w:left="4320" w:hanging="360"/>
+      </w:pPr>
+      <w:rPr>
+        <w:rFonts w:ascii="Wingdings" w:hAnsi="Wingdings" w:hint="default"/>
+        <w:sz w:val="20"/>
+      </w:rPr>
+    </w:lvl>
+    <w:lvl w:ilvl="6" w:tentative="1">
+      <w:start w:val="1"/>
+      <w:numFmt w:val="bullet"/>
+      <w:lvlText w:val=""/>
+      <w:lvlJc w:val="left"/>
+      <w:pPr>
+        <w:tabs>
+          <w:tab w:val="num" w:pos="5040"/>
+        </w:tabs>
+        <w:ind w:left="5040" w:hanging="360"/>
+      </w:pPr>
+      <w:rPr>
+        <w:rFonts w:ascii="Wingdings" w:hAnsi="Wingdings" w:hint="default"/>
+        <w:sz w:val="20"/>
+      </w:rPr>
+    </w:lvl>
+    <w:lvl w:ilvl="7" w:tentative="1">
+      <w:start w:val="1"/>
+      <w:numFmt w:val="bullet"/>
+      <w:lvlText w:val=""/>
+      <w:lvlJc w:val="left"/>
+      <w:pPr>
+        <w:tabs>
+          <w:tab w:val="num" w:pos="5760"/>
+        </w:tabs>
+        <w:ind w:left="5760" w:hanging="360"/>
+      </w:pPr>
+      <w:rPr>
+        <w:rFonts w:ascii="Wingdings" w:hAnsi="Wingdings" w:hint="default"/>
+        <w:sz w:val="20"/>
+      </w:rPr>
+    </w:lvl>
+    <w:lvl w:ilvl="8" w:tentative="1">
+      <w:start w:val="1"/>
+      <w:numFmt w:val="bullet"/>
+      <w:lvlText w:val=""/>
+      <w:lvlJc w:val="left"/>
+      <w:pPr>
+        <w:tabs>
+          <w:tab w:val="num" w:pos="6480"/>
+        </w:tabs>
+        <w:ind w:left="6480" w:hanging="360"/>
+      </w:pPr>
+      <w:rPr>
+        <w:rFonts w:ascii="Wingdings" w:hAnsi="Wingdings" w:hint="default"/>
+        <w:sz w:val="20"/>
+      </w:rPr>
+    </w:lvl>
+  </w:abstractNum>
+  <w:abstractNum w:abstractNumId="6" w15:restartNumberingAfterBreak="0">
     <w:nsid w:val="1A032677"/>
     <w:multiLevelType w:val="multilevel"/>
     <w:tmpl w:val="CDB41910"/>
@@ -2962,7 +3920,7 @@
       </w:rPr>
     </w:lvl>
   </w:abstractNum>
-  <w:abstractNum w:abstractNumId="5" w15:restartNumberingAfterBreak="0">
+  <w:abstractNum w:abstractNumId="7" w15:restartNumberingAfterBreak="0">
     <w:nsid w:val="236C15A5"/>
     <w:multiLevelType w:val="multilevel"/>
     <w:tmpl w:val="FA74B8DA"/>
@@ -3111,7 +4069,156 @@
       </w:rPr>
     </w:lvl>
   </w:abstractNum>
-  <w:abstractNum w:abstractNumId="6" w15:restartNumberingAfterBreak="0">
+  <w:abstractNum w:abstractNumId="8" w15:restartNumberingAfterBreak="0">
+    <w:nsid w:val="244A6E77"/>
+    <w:multiLevelType w:val="multilevel"/>
+    <w:tmpl w:val="23BADDE6"/>
+    <w:lvl w:ilvl="0">
+      <w:start w:val="1"/>
+      <w:numFmt w:val="bullet"/>
+      <w:lvlText w:val=""/>
+      <w:lvlJc w:val="left"/>
+      <w:pPr>
+        <w:tabs>
+          <w:tab w:val="num" w:pos="720"/>
+        </w:tabs>
+        <w:ind w:left="720" w:hanging="360"/>
+      </w:pPr>
+      <w:rPr>
+        <w:rFonts w:ascii="Symbol" w:hAnsi="Symbol" w:hint="default"/>
+        <w:sz w:val="20"/>
+      </w:rPr>
+    </w:lvl>
+    <w:lvl w:ilvl="1" w:tentative="1">
+      <w:start w:val="1"/>
+      <w:numFmt w:val="bullet"/>
+      <w:lvlText w:val="o"/>
+      <w:lvlJc w:val="left"/>
+      <w:pPr>
+        <w:tabs>
+          <w:tab w:val="num" w:pos="1440"/>
+        </w:tabs>
+        <w:ind w:left="1440" w:hanging="360"/>
+      </w:pPr>
+      <w:rPr>
+        <w:rFonts w:ascii="Courier New" w:hAnsi="Courier New" w:hint="default"/>
+        <w:sz w:val="20"/>
+      </w:rPr>
+    </w:lvl>
+    <w:lvl w:ilvl="2" w:tentative="1">
+      <w:start w:val="1"/>
+      <w:numFmt w:val="bullet"/>
+      <w:lvlText w:val=""/>
+      <w:lvlJc w:val="left"/>
+      <w:pPr>
+        <w:tabs>
+          <w:tab w:val="num" w:pos="2160"/>
+        </w:tabs>
+        <w:ind w:left="2160" w:hanging="360"/>
+      </w:pPr>
+      <w:rPr>
+        <w:rFonts w:ascii="Wingdings" w:hAnsi="Wingdings" w:hint="default"/>
+        <w:sz w:val="20"/>
+      </w:rPr>
+    </w:lvl>
+    <w:lvl w:ilvl="3" w:tentative="1">
+      <w:start w:val="1"/>
+      <w:numFmt w:val="bullet"/>
+      <w:lvlText w:val=""/>
+      <w:lvlJc w:val="left"/>
+      <w:pPr>
+        <w:tabs>
+          <w:tab w:val="num" w:pos="2880"/>
+        </w:tabs>
+        <w:ind w:left="2880" w:hanging="360"/>
+      </w:pPr>
+      <w:rPr>
+        <w:rFonts w:ascii="Wingdings" w:hAnsi="Wingdings" w:hint="default"/>
+        <w:sz w:val="20"/>
+      </w:rPr>
+    </w:lvl>
+    <w:lvl w:ilvl="4" w:tentative="1">
+      <w:start w:val="1"/>
+      <w:numFmt w:val="bullet"/>
+      <w:lvlText w:val=""/>
+      <w:lvlJc w:val="left"/>
+      <w:pPr>
+        <w:tabs>
+          <w:tab w:val="num" w:pos="3600"/>
+        </w:tabs>
+        <w:ind w:left="3600" w:hanging="360"/>
+      </w:pPr>
+      <w:rPr>
+        <w:rFonts w:ascii="Wingdings" w:hAnsi="Wingdings" w:hint="default"/>
+        <w:sz w:val="20"/>
+      </w:rPr>
+    </w:lvl>
+    <w:lvl w:ilvl="5" w:tentative="1">
+      <w:start w:val="1"/>
+      <w:numFmt w:val="bullet"/>
+      <w:lvlText w:val=""/>
+      <w:lvlJc w:val="left"/>
+      <w:pPr>
+        <w:tabs>
+          <w:tab w:val="num" w:pos="4320"/>
+        </w:tabs>
+        <w:ind w:left="4320" w:hanging="360"/>
+      </w:pPr>
+      <w:rPr>
+        <w:rFonts w:ascii="Wingdings" w:hAnsi="Wingdings" w:hint="default"/>
+        <w:sz w:val="20"/>
+      </w:rPr>
+    </w:lvl>
+    <w:lvl w:ilvl="6" w:tentative="1">
+      <w:start w:val="1"/>
+      <w:numFmt w:val="bullet"/>
+      <w:lvlText w:val=""/>
+      <w:lvlJc w:val="left"/>
+      <w:pPr>
+        <w:tabs>
+          <w:tab w:val="num" w:pos="5040"/>
+        </w:tabs>
+        <w:ind w:left="5040" w:hanging="360"/>
+      </w:pPr>
+      <w:rPr>
+        <w:rFonts w:ascii="Wingdings" w:hAnsi="Wingdings" w:hint="default"/>
+        <w:sz w:val="20"/>
+      </w:rPr>
+    </w:lvl>
+    <w:lvl w:ilvl="7" w:tentative="1">
+      <w:start w:val="1"/>
+      <w:numFmt w:val="bullet"/>
+      <w:lvlText w:val=""/>
+      <w:lvlJc w:val="left"/>
+      <w:pPr>
+        <w:tabs>
+          <w:tab w:val="num" w:pos="5760"/>
+        </w:tabs>
+        <w:ind w:left="5760" w:hanging="360"/>
+      </w:pPr>
+      <w:rPr>
+        <w:rFonts w:ascii="Wingdings" w:hAnsi="Wingdings" w:hint="default"/>
+        <w:sz w:val="20"/>
+      </w:rPr>
+    </w:lvl>
+    <w:lvl w:ilvl="8" w:tentative="1">
+      <w:start w:val="1"/>
+      <w:numFmt w:val="bullet"/>
+      <w:lvlText w:val=""/>
+      <w:lvlJc w:val="left"/>
+      <w:pPr>
+        <w:tabs>
+          <w:tab w:val="num" w:pos="6480"/>
+        </w:tabs>
+        <w:ind w:left="6480" w:hanging="360"/>
+      </w:pPr>
+      <w:rPr>
+        <w:rFonts w:ascii="Wingdings" w:hAnsi="Wingdings" w:hint="default"/>
+        <w:sz w:val="20"/>
+      </w:rPr>
+    </w:lvl>
+  </w:abstractNum>
+  <w:abstractNum w:abstractNumId="9" w15:restartNumberingAfterBreak="0">
     <w:nsid w:val="28C833F3"/>
     <w:multiLevelType w:val="multilevel"/>
     <w:tmpl w:val="783E86C2"/>
@@ -3260,7 +4367,7 @@
       </w:rPr>
     </w:lvl>
   </w:abstractNum>
-  <w:abstractNum w:abstractNumId="7" w15:restartNumberingAfterBreak="0">
+  <w:abstractNum w:abstractNumId="10" w15:restartNumberingAfterBreak="0">
     <w:nsid w:val="28CC5964"/>
     <w:multiLevelType w:val="multilevel"/>
     <w:tmpl w:val="36F838A6"/>
@@ -3481,7 +4588,7 @@
       </w:rPr>
     </w:lvl>
   </w:abstractNum>
-  <w:abstractNum w:abstractNumId="8" w15:restartNumberingAfterBreak="0">
+  <w:abstractNum w:abstractNumId="11" w15:restartNumberingAfterBreak="0">
     <w:nsid w:val="36B86662"/>
     <w:multiLevelType w:val="multilevel"/>
     <w:tmpl w:val="FB42CD66"/>
@@ -3702,7 +4809,7 @@
       </w:rPr>
     </w:lvl>
   </w:abstractNum>
-  <w:abstractNum w:abstractNumId="9" w15:restartNumberingAfterBreak="0">
+  <w:abstractNum w:abstractNumId="12" w15:restartNumberingAfterBreak="0">
     <w:nsid w:val="3AB57524"/>
     <w:multiLevelType w:val="multilevel"/>
     <w:tmpl w:val="81BA3ED4"/>
@@ -3851,7 +4958,7 @@
       </w:rPr>
     </w:lvl>
   </w:abstractNum>
-  <w:abstractNum w:abstractNumId="10" w15:restartNumberingAfterBreak="0">
+  <w:abstractNum w:abstractNumId="13" w15:restartNumberingAfterBreak="0">
     <w:nsid w:val="3B6546AD"/>
     <w:multiLevelType w:val="multilevel"/>
     <w:tmpl w:val="2E888EFE"/>
@@ -4000,7 +5107,7 @@
       </w:rPr>
     </w:lvl>
   </w:abstractNum>
-  <w:abstractNum w:abstractNumId="11" w15:restartNumberingAfterBreak="0">
+  <w:abstractNum w:abstractNumId="14" w15:restartNumberingAfterBreak="0">
     <w:nsid w:val="432064AA"/>
     <w:multiLevelType w:val="multilevel"/>
     <w:tmpl w:val="1AE87A2E"/>
@@ -4221,7 +5328,156 @@
       </w:rPr>
     </w:lvl>
   </w:abstractNum>
-  <w:abstractNum w:abstractNumId="12" w15:restartNumberingAfterBreak="0">
+  <w:abstractNum w:abstractNumId="15" w15:restartNumberingAfterBreak="0">
+    <w:nsid w:val="437403AB"/>
+    <w:multiLevelType w:val="multilevel"/>
+    <w:tmpl w:val="D292E39E"/>
+    <w:lvl w:ilvl="0">
+      <w:start w:val="1"/>
+      <w:numFmt w:val="bullet"/>
+      <w:lvlText w:val=""/>
+      <w:lvlJc w:val="left"/>
+      <w:pPr>
+        <w:tabs>
+          <w:tab w:val="num" w:pos="720"/>
+        </w:tabs>
+        <w:ind w:left="720" w:hanging="360"/>
+      </w:pPr>
+      <w:rPr>
+        <w:rFonts w:ascii="Symbol" w:hAnsi="Symbol" w:hint="default"/>
+        <w:sz w:val="20"/>
+      </w:rPr>
+    </w:lvl>
+    <w:lvl w:ilvl="1" w:tentative="1">
+      <w:start w:val="1"/>
+      <w:numFmt w:val="bullet"/>
+      <w:lvlText w:val="o"/>
+      <w:lvlJc w:val="left"/>
+      <w:pPr>
+        <w:tabs>
+          <w:tab w:val="num" w:pos="1440"/>
+        </w:tabs>
+        <w:ind w:left="1440" w:hanging="360"/>
+      </w:pPr>
+      <w:rPr>
+        <w:rFonts w:ascii="Courier New" w:hAnsi="Courier New" w:hint="default"/>
+        <w:sz w:val="20"/>
+      </w:rPr>
+    </w:lvl>
+    <w:lvl w:ilvl="2" w:tentative="1">
+      <w:start w:val="1"/>
+      <w:numFmt w:val="bullet"/>
+      <w:lvlText w:val=""/>
+      <w:lvlJc w:val="left"/>
+      <w:pPr>
+        <w:tabs>
+          <w:tab w:val="num" w:pos="2160"/>
+        </w:tabs>
+        <w:ind w:left="2160" w:hanging="360"/>
+      </w:pPr>
+      <w:rPr>
+        <w:rFonts w:ascii="Wingdings" w:hAnsi="Wingdings" w:hint="default"/>
+        <w:sz w:val="20"/>
+      </w:rPr>
+    </w:lvl>
+    <w:lvl w:ilvl="3" w:tentative="1">
+      <w:start w:val="1"/>
+      <w:numFmt w:val="bullet"/>
+      <w:lvlText w:val=""/>
+      <w:lvlJc w:val="left"/>
+      <w:pPr>
+        <w:tabs>
+          <w:tab w:val="num" w:pos="2880"/>
+        </w:tabs>
+        <w:ind w:left="2880" w:hanging="360"/>
+      </w:pPr>
+      <w:rPr>
+        <w:rFonts w:ascii="Wingdings" w:hAnsi="Wingdings" w:hint="default"/>
+        <w:sz w:val="20"/>
+      </w:rPr>
+    </w:lvl>
+    <w:lvl w:ilvl="4" w:tentative="1">
+      <w:start w:val="1"/>
+      <w:numFmt w:val="bullet"/>
+      <w:lvlText w:val=""/>
+      <w:lvlJc w:val="left"/>
+      <w:pPr>
+        <w:tabs>
+          <w:tab w:val="num" w:pos="3600"/>
+        </w:tabs>
+        <w:ind w:left="3600" w:hanging="360"/>
+      </w:pPr>
+      <w:rPr>
+        <w:rFonts w:ascii="Wingdings" w:hAnsi="Wingdings" w:hint="default"/>
+        <w:sz w:val="20"/>
+      </w:rPr>
+    </w:lvl>
+    <w:lvl w:ilvl="5" w:tentative="1">
+      <w:start w:val="1"/>
+      <w:numFmt w:val="bullet"/>
+      <w:lvlText w:val=""/>
+      <w:lvlJc w:val="left"/>
+      <w:pPr>
+        <w:tabs>
+          <w:tab w:val="num" w:pos="4320"/>
+        </w:tabs>
+        <w:ind w:left="4320" w:hanging="360"/>
+      </w:pPr>
+      <w:rPr>
+        <w:rFonts w:ascii="Wingdings" w:hAnsi="Wingdings" w:hint="default"/>
+        <w:sz w:val="20"/>
+      </w:rPr>
+    </w:lvl>
+    <w:lvl w:ilvl="6" w:tentative="1">
+      <w:start w:val="1"/>
+      <w:numFmt w:val="bullet"/>
+      <w:lvlText w:val=""/>
+      <w:lvlJc w:val="left"/>
+      <w:pPr>
+        <w:tabs>
+          <w:tab w:val="num" w:pos="5040"/>
+        </w:tabs>
+        <w:ind w:left="5040" w:hanging="360"/>
+      </w:pPr>
+      <w:rPr>
+        <w:rFonts w:ascii="Wingdings" w:hAnsi="Wingdings" w:hint="default"/>
+        <w:sz w:val="20"/>
+      </w:rPr>
+    </w:lvl>
+    <w:lvl w:ilvl="7" w:tentative="1">
+      <w:start w:val="1"/>
+      <w:numFmt w:val="bullet"/>
+      <w:lvlText w:val=""/>
+      <w:lvlJc w:val="left"/>
+      <w:pPr>
+        <w:tabs>
+          <w:tab w:val="num" w:pos="5760"/>
+        </w:tabs>
+        <w:ind w:left="5760" w:hanging="360"/>
+      </w:pPr>
+      <w:rPr>
+        <w:rFonts w:ascii="Wingdings" w:hAnsi="Wingdings" w:hint="default"/>
+        <w:sz w:val="20"/>
+      </w:rPr>
+    </w:lvl>
+    <w:lvl w:ilvl="8" w:tentative="1">
+      <w:start w:val="1"/>
+      <w:numFmt w:val="bullet"/>
+      <w:lvlText w:val=""/>
+      <w:lvlJc w:val="left"/>
+      <w:pPr>
+        <w:tabs>
+          <w:tab w:val="num" w:pos="6480"/>
+        </w:tabs>
+        <w:ind w:left="6480" w:hanging="360"/>
+      </w:pPr>
+      <w:rPr>
+        <w:rFonts w:ascii="Wingdings" w:hAnsi="Wingdings" w:hint="default"/>
+        <w:sz w:val="20"/>
+      </w:rPr>
+    </w:lvl>
+  </w:abstractNum>
+  <w:abstractNum w:abstractNumId="16" w15:restartNumberingAfterBreak="0">
     <w:nsid w:val="47FA0736"/>
     <w:multiLevelType w:val="multilevel"/>
     <w:tmpl w:val="C13E221C"/>
@@ -4370,7 +5626,7 @@
       </w:rPr>
     </w:lvl>
   </w:abstractNum>
-  <w:abstractNum w:abstractNumId="13" w15:restartNumberingAfterBreak="0">
+  <w:abstractNum w:abstractNumId="17" w15:restartNumberingAfterBreak="0">
     <w:nsid w:val="4F1F2ED6"/>
     <w:multiLevelType w:val="multilevel"/>
     <w:tmpl w:val="E82C7F0A"/>
@@ -4591,7 +5847,7 @@
       </w:rPr>
     </w:lvl>
   </w:abstractNum>
-  <w:abstractNum w:abstractNumId="14" w15:restartNumberingAfterBreak="0">
+  <w:abstractNum w:abstractNumId="18" w15:restartNumberingAfterBreak="0">
     <w:nsid w:val="503C5231"/>
     <w:multiLevelType w:val="multilevel"/>
     <w:tmpl w:val="DF36BBBA"/>
@@ -4740,7 +5996,7 @@
       </w:rPr>
     </w:lvl>
   </w:abstractNum>
-  <w:abstractNum w:abstractNumId="15" w15:restartNumberingAfterBreak="0">
+  <w:abstractNum w:abstractNumId="19" w15:restartNumberingAfterBreak="0">
     <w:nsid w:val="5568397A"/>
     <w:multiLevelType w:val="multilevel"/>
     <w:tmpl w:val="FB0E15C4"/>
@@ -4961,7 +6217,7 @@
       </w:rPr>
     </w:lvl>
   </w:abstractNum>
-  <w:abstractNum w:abstractNumId="16" w15:restartNumberingAfterBreak="0">
+  <w:abstractNum w:abstractNumId="20" w15:restartNumberingAfterBreak="0">
     <w:nsid w:val="55A60269"/>
     <w:multiLevelType w:val="multilevel"/>
     <w:tmpl w:val="2E781CFE"/>
@@ -5182,7 +6438,7 @@
       </w:rPr>
     </w:lvl>
   </w:abstractNum>
-  <w:abstractNum w:abstractNumId="17" w15:restartNumberingAfterBreak="0">
+  <w:abstractNum w:abstractNumId="21" w15:restartNumberingAfterBreak="0">
     <w:nsid w:val="65D74320"/>
     <w:multiLevelType w:val="multilevel"/>
     <w:tmpl w:val="E3803006"/>
@@ -5403,7 +6659,156 @@
       </w:rPr>
     </w:lvl>
   </w:abstractNum>
-  <w:abstractNum w:abstractNumId="18" w15:restartNumberingAfterBreak="0">
+  <w:abstractNum w:abstractNumId="22" w15:restartNumberingAfterBreak="0">
+    <w:nsid w:val="663E1ABE"/>
+    <w:multiLevelType w:val="multilevel"/>
+    <w:tmpl w:val="55109CF2"/>
+    <w:lvl w:ilvl="0">
+      <w:start w:val="1"/>
+      <w:numFmt w:val="bullet"/>
+      <w:lvlText w:val=""/>
+      <w:lvlJc w:val="left"/>
+      <w:pPr>
+        <w:tabs>
+          <w:tab w:val="num" w:pos="720"/>
+        </w:tabs>
+        <w:ind w:left="720" w:hanging="360"/>
+      </w:pPr>
+      <w:rPr>
+        <w:rFonts w:ascii="Symbol" w:hAnsi="Symbol" w:hint="default"/>
+        <w:sz w:val="20"/>
+      </w:rPr>
+    </w:lvl>
+    <w:lvl w:ilvl="1" w:tentative="1">
+      <w:start w:val="1"/>
+      <w:numFmt w:val="bullet"/>
+      <w:lvlText w:val="o"/>
+      <w:lvlJc w:val="left"/>
+      <w:pPr>
+        <w:tabs>
+          <w:tab w:val="num" w:pos="1440"/>
+        </w:tabs>
+        <w:ind w:left="1440" w:hanging="360"/>
+      </w:pPr>
+      <w:rPr>
+        <w:rFonts w:ascii="Courier New" w:hAnsi="Courier New" w:hint="default"/>
+        <w:sz w:val="20"/>
+      </w:rPr>
+    </w:lvl>
+    <w:lvl w:ilvl="2" w:tentative="1">
+      <w:start w:val="1"/>
+      <w:numFmt w:val="bullet"/>
+      <w:lvlText w:val=""/>
+      <w:lvlJc w:val="left"/>
+      <w:pPr>
+        <w:tabs>
+          <w:tab w:val="num" w:pos="2160"/>
+        </w:tabs>
+        <w:ind w:left="2160" w:hanging="360"/>
+      </w:pPr>
+      <w:rPr>
+        <w:rFonts w:ascii="Wingdings" w:hAnsi="Wingdings" w:hint="default"/>
+        <w:sz w:val="20"/>
+      </w:rPr>
+    </w:lvl>
+    <w:lvl w:ilvl="3" w:tentative="1">
+      <w:start w:val="1"/>
+      <w:numFmt w:val="bullet"/>
+      <w:lvlText w:val=""/>
+      <w:lvlJc w:val="left"/>
+      <w:pPr>
+        <w:tabs>
+          <w:tab w:val="num" w:pos="2880"/>
+        </w:tabs>
+        <w:ind w:left="2880" w:hanging="360"/>
+      </w:pPr>
+      <w:rPr>
+        <w:rFonts w:ascii="Wingdings" w:hAnsi="Wingdings" w:hint="default"/>
+        <w:sz w:val="20"/>
+      </w:rPr>
+    </w:lvl>
+    <w:lvl w:ilvl="4" w:tentative="1">
+      <w:start w:val="1"/>
+      <w:numFmt w:val="bullet"/>
+      <w:lvlText w:val=""/>
+      <w:lvlJc w:val="left"/>
+      <w:pPr>
+        <w:tabs>
+          <w:tab w:val="num" w:pos="3600"/>
+        </w:tabs>
+        <w:ind w:left="3600" w:hanging="360"/>
+      </w:pPr>
+      <w:rPr>
+        <w:rFonts w:ascii="Wingdings" w:hAnsi="Wingdings" w:hint="default"/>
+        <w:sz w:val="20"/>
+      </w:rPr>
+    </w:lvl>
+    <w:lvl w:ilvl="5" w:tentative="1">
+      <w:start w:val="1"/>
+      <w:numFmt w:val="bullet"/>
+      <w:lvlText w:val=""/>
+      <w:lvlJc w:val="left"/>
+      <w:pPr>
+        <w:tabs>
+          <w:tab w:val="num" w:pos="4320"/>
+        </w:tabs>
+        <w:ind w:left="4320" w:hanging="360"/>
+      </w:pPr>
+      <w:rPr>
+        <w:rFonts w:ascii="Wingdings" w:hAnsi="Wingdings" w:hint="default"/>
+        <w:sz w:val="20"/>
+      </w:rPr>
+    </w:lvl>
+    <w:lvl w:ilvl="6" w:tentative="1">
+      <w:start w:val="1"/>
+      <w:numFmt w:val="bullet"/>
+      <w:lvlText w:val=""/>
+      <w:lvlJc w:val="left"/>
+      <w:pPr>
+        <w:tabs>
+          <w:tab w:val="num" w:pos="5040"/>
+        </w:tabs>
+        <w:ind w:left="5040" w:hanging="360"/>
+      </w:pPr>
+      <w:rPr>
+        <w:rFonts w:ascii="Wingdings" w:hAnsi="Wingdings" w:hint="default"/>
+        <w:sz w:val="20"/>
+      </w:rPr>
+    </w:lvl>
+    <w:lvl w:ilvl="7" w:tentative="1">
+      <w:start w:val="1"/>
+      <w:numFmt w:val="bullet"/>
+      <w:lvlText w:val=""/>
+      <w:lvlJc w:val="left"/>
+      <w:pPr>
+        <w:tabs>
+          <w:tab w:val="num" w:pos="5760"/>
+        </w:tabs>
+        <w:ind w:left="5760" w:hanging="360"/>
+      </w:pPr>
+      <w:rPr>
+        <w:rFonts w:ascii="Wingdings" w:hAnsi="Wingdings" w:hint="default"/>
+        <w:sz w:val="20"/>
+      </w:rPr>
+    </w:lvl>
+    <w:lvl w:ilvl="8" w:tentative="1">
+      <w:start w:val="1"/>
+      <w:numFmt w:val="bullet"/>
+      <w:lvlText w:val=""/>
+      <w:lvlJc w:val="left"/>
+      <w:pPr>
+        <w:tabs>
+          <w:tab w:val="num" w:pos="6480"/>
+        </w:tabs>
+        <w:ind w:left="6480" w:hanging="360"/>
+      </w:pPr>
+      <w:rPr>
+        <w:rFonts w:ascii="Wingdings" w:hAnsi="Wingdings" w:hint="default"/>
+        <w:sz w:val="20"/>
+      </w:rPr>
+    </w:lvl>
+  </w:abstractNum>
+  <w:abstractNum w:abstractNumId="23" w15:restartNumberingAfterBreak="0">
     <w:nsid w:val="671429A0"/>
     <w:multiLevelType w:val="multilevel"/>
     <w:tmpl w:val="350EC27E"/>
@@ -5624,7 +7029,7 @@
       </w:rPr>
     </w:lvl>
   </w:abstractNum>
-  <w:abstractNum w:abstractNumId="19" w15:restartNumberingAfterBreak="0">
+  <w:abstractNum w:abstractNumId="24" w15:restartNumberingAfterBreak="0">
     <w:nsid w:val="74094359"/>
     <w:multiLevelType w:val="multilevel"/>
     <w:tmpl w:val="FFDE92C4"/>
@@ -5845,7 +7250,7 @@
       </w:rPr>
     </w:lvl>
   </w:abstractNum>
-  <w:abstractNum w:abstractNumId="20" w15:restartNumberingAfterBreak="0">
+  <w:abstractNum w:abstractNumId="25" w15:restartNumberingAfterBreak="0">
     <w:nsid w:val="74AD5843"/>
     <w:multiLevelType w:val="multilevel"/>
     <w:tmpl w:val="B8BEFC24"/>
@@ -6066,7 +7471,7 @@
       </w:rPr>
     </w:lvl>
   </w:abstractNum>
-  <w:abstractNum w:abstractNumId="21" w15:restartNumberingAfterBreak="0">
+  <w:abstractNum w:abstractNumId="26" w15:restartNumberingAfterBreak="0">
     <w:nsid w:val="77CF23EE"/>
     <w:multiLevelType w:val="multilevel"/>
     <w:tmpl w:val="16F8805C"/>
@@ -6216,70 +7621,85 @@
     </w:lvl>
   </w:abstractNum>
   <w:num w:numId="1" w16cid:durableId="327951606">
-    <w:abstractNumId w:val="15"/>
+    <w:abstractNumId w:val="19"/>
   </w:num>
   <w:num w:numId="2" w16cid:durableId="343478974">
-    <w:abstractNumId w:val="13"/>
+    <w:abstractNumId w:val="17"/>
   </w:num>
   <w:num w:numId="3" w16cid:durableId="1108624516">
+    <w:abstractNumId w:val="25"/>
+  </w:num>
+  <w:num w:numId="4" w16cid:durableId="734670336">
     <w:abstractNumId w:val="20"/>
   </w:num>
-  <w:num w:numId="4" w16cid:durableId="734670336">
-    <w:abstractNumId w:val="16"/>
-  </w:num>
   <w:num w:numId="5" w16cid:durableId="1159661274">
-    <w:abstractNumId w:val="11"/>
+    <w:abstractNumId w:val="14"/>
   </w:num>
   <w:num w:numId="6" w16cid:durableId="558057550">
-    <w:abstractNumId w:val="18"/>
+    <w:abstractNumId w:val="23"/>
   </w:num>
   <w:num w:numId="7" w16cid:durableId="875897202">
     <w:abstractNumId w:val="1"/>
   </w:num>
   <w:num w:numId="8" w16cid:durableId="292097565">
-    <w:abstractNumId w:val="8"/>
+    <w:abstractNumId w:val="11"/>
   </w:num>
   <w:num w:numId="9" w16cid:durableId="1605960662">
-    <w:abstractNumId w:val="19"/>
+    <w:abstractNumId w:val="24"/>
   </w:num>
   <w:num w:numId="10" w16cid:durableId="923075593">
-    <w:abstractNumId w:val="17"/>
+    <w:abstractNumId w:val="21"/>
   </w:num>
   <w:num w:numId="11" w16cid:durableId="122886760">
-    <w:abstractNumId w:val="7"/>
+    <w:abstractNumId w:val="10"/>
   </w:num>
   <w:num w:numId="12" w16cid:durableId="626358143">
-    <w:abstractNumId w:val="10"/>
+    <w:abstractNumId w:val="13"/>
   </w:num>
   <w:num w:numId="13" w16cid:durableId="1816095216">
     <w:abstractNumId w:val="0"/>
   </w:num>
   <w:num w:numId="14" w16cid:durableId="1458598767">
-    <w:abstractNumId w:val="21"/>
+    <w:abstractNumId w:val="26"/>
   </w:num>
   <w:num w:numId="15" w16cid:durableId="376391252">
+    <w:abstractNumId w:val="9"/>
+  </w:num>
+  <w:num w:numId="16" w16cid:durableId="2145386839">
+    <w:abstractNumId w:val="16"/>
+  </w:num>
+  <w:num w:numId="17" w16cid:durableId="1938100785">
     <w:abstractNumId w:val="6"/>
   </w:num>
-  <w:num w:numId="16" w16cid:durableId="2145386839">
+  <w:num w:numId="18" w16cid:durableId="1242643244">
+    <w:abstractNumId w:val="4"/>
+  </w:num>
+  <w:num w:numId="19" w16cid:durableId="1443723170">
     <w:abstractNumId w:val="12"/>
   </w:num>
-  <w:num w:numId="17" w16cid:durableId="1938100785">
-    <w:abstractNumId w:val="4"/>
+  <w:num w:numId="20" w16cid:durableId="665669304">
+    <w:abstractNumId w:val="18"/>
   </w:num>
-  <w:num w:numId="18" w16cid:durableId="1242643244">
+  <w:num w:numId="21" w16cid:durableId="83378472">
+    <w:abstractNumId w:val="7"/>
+  </w:num>
+  <w:num w:numId="22" w16cid:durableId="1748913972">
     <w:abstractNumId w:val="3"/>
   </w:num>
-  <w:num w:numId="19" w16cid:durableId="1443723170">
-    <w:abstractNumId w:val="9"/>
-  </w:num>
-  <w:num w:numId="20" w16cid:durableId="665669304">
-    <w:abstractNumId w:val="14"/>
-  </w:num>
-  <w:num w:numId="21" w16cid:durableId="83378472">
+  <w:num w:numId="23" w16cid:durableId="1532843574">
     <w:abstractNumId w:val="5"/>
   </w:num>
-  <w:num w:numId="22" w16cid:durableId="1748913972">
+  <w:num w:numId="24" w16cid:durableId="836119865">
+    <w:abstractNumId w:val="8"/>
+  </w:num>
+  <w:num w:numId="25" w16cid:durableId="1832139848">
     <w:abstractNumId w:val="2"/>
+  </w:num>
+  <w:num w:numId="26" w16cid:durableId="1379159000">
+    <w:abstractNumId w:val="15"/>
+  </w:num>
+  <w:num w:numId="27" w16cid:durableId="835681394">
+    <w:abstractNumId w:val="22"/>
   </w:num>
 </w:numbering>
 </file>
@@ -6736,6 +8156,7 @@
     <w:name w:val="heading 3"/>
     <w:basedOn w:val="Normal"/>
     <w:next w:val="Normal"/>
+    <w:link w:val="Heading3Char"/>
     <w:uiPriority w:val="9"/>
     <w:unhideWhenUsed/>
     <w:qFormat/>
@@ -6914,7 +8335,6 @@
     <w:name w:val="Normal (Web)"/>
     <w:basedOn w:val="Normal"/>
     <w:uiPriority w:val="99"/>
-    <w:semiHidden/>
     <w:unhideWhenUsed/>
     <w:rsid w:val="00EB177C"/>
     <w:pPr>
@@ -6936,6 +8356,30 @@
     <w:rPr>
       <w:b/>
       <w:bCs/>
+    </w:rPr>
+  </w:style>
+  <w:style w:type="paragraph" w:styleId="ListParagraph">
+    <w:name w:val="List Paragraph"/>
+    <w:basedOn w:val="Normal"/>
+    <w:uiPriority w:val="34"/>
+    <w:qFormat/>
+    <w:rsid w:val="00C06500"/>
+    <w:pPr>
+      <w:ind w:left="720"/>
+      <w:contextualSpacing/>
+    </w:pPr>
+  </w:style>
+  <w:style w:type="character" w:customStyle="1" w:styleId="Heading3Char">
+    <w:name w:val="Heading 3 Char"/>
+    <w:basedOn w:val="DefaultParagraphFont"/>
+    <w:link w:val="Heading3"/>
+    <w:uiPriority w:val="9"/>
+    <w:rsid w:val="00AB5127"/>
+    <w:rPr>
+      <w:b/>
+      <w:bCs/>
+      <w:sz w:val="28"/>
+      <w:szCs w:val="28"/>
     </w:rPr>
   </w:style>
 </w:styles>

--- a/Project-Market Intelligence Agent-Deliverable/Market Intelligence Research Brief -Technology M&A Integration.docx
+++ b/Project-Market Intelligence Agent-Deliverable/Market Intelligence Research Brief -Technology M&A Integration.docx
@@ -114,7 +114,14 @@
           <w:rFonts w:ascii="Google Sans" w:eastAsia="Google Sans" w:hAnsi="Google Sans" w:cs="Google Sans"/>
           <w:color w:val="1F1F1F"/>
         </w:rPr>
-        <w:t>3</w:t>
+        <w:t>6</w:t>
+      </w:r>
+      <w:r>
+        <w:rPr>
+          <w:rFonts w:ascii="Google Sans" w:eastAsia="Google Sans" w:hAnsi="Google Sans" w:cs="Google Sans"/>
+          <w:color w:val="1F1F1F"/>
+        </w:rPr>
+        <w:t>gi</w:t>
       </w:r>
       <w:r>
         <w:rPr>
@@ -174,7 +181,7 @@
       </w:pPr>
       <w:r>
         <w:pict w14:anchorId="27CB2C34">
-          <v:rect id="_x0000_i1025" style="width:0;height:1.5pt" o:hralign="center" o:hrstd="t" o:hr="t" fillcolor="#a0a0a0" stroked="f"/>
+          <v:rect id="_x0000_i1026" style="width:0;height:1.5pt" o:hralign="center" o:hrstd="t" o:hr="t" fillcolor="#a0a0a0" stroked="f"/>
         </w:pict>
       </w:r>
       <w:r>
@@ -223,7 +230,7 @@
       </w:pPr>
       <w:r>
         <w:pict w14:anchorId="4F9ED689">
-          <v:rect id="_x0000_i1026" style="width:0;height:1.5pt" o:hralign="center" o:hrstd="t" o:hr="t" fillcolor="#a0a0a0" stroked="f"/>
+          <v:rect id="_x0000_i1027" style="width:0;height:1.5pt" o:hralign="center" o:hrstd="t" o:hr="t" fillcolor="#a0a0a0" stroked="f"/>
         </w:pict>
       </w:r>
       <w:r>
@@ -303,25 +310,7 @@
           <w:sz w:val="21"/>
           <w:szCs w:val="21"/>
         </w:rPr>
-        <w:t xml:space="preserve"> </w:t>
-      </w:r>
-      <w:proofErr w:type="gramStart"/>
-      <w:r>
-        <w:rPr>
-          <w:rFonts w:ascii="Segoe UI" w:hAnsi="Segoe UI" w:cs="Segoe UI"/>
-          <w:sz w:val="21"/>
-          <w:szCs w:val="21"/>
-        </w:rPr>
-        <w:t>Large</w:t>
-      </w:r>
-      <w:proofErr w:type="gramEnd"/>
-      <w:r>
-        <w:rPr>
-          <w:rFonts w:ascii="Segoe UI" w:hAnsi="Segoe UI" w:cs="Segoe UI"/>
-          <w:sz w:val="21"/>
-          <w:szCs w:val="21"/>
-        </w:rPr>
-        <w:t xml:space="preserve"> technology acquirers (e.g., enterprise software providers, cloud platform companies, telecommunications firms, networking companies, and digital platform providers), acquisition targets, and consulting firms influencing technology integration practices, including Accenture, Deloitte, PwC, IBM Consulting, KPMG, Cognizant, and TCS.</w:t>
+        <w:t xml:space="preserve"> Large technology acquirers (e.g., enterprise software providers, cloud platform companies, telecommunications firms, networking companies, and digital platform providers), acquisition targets, and consulting firms influencing technology integration practices, including Accenture, Deloitte, PwC, IBM Consulting, KPMG, Cognizant, and TCS.</w:t>
       </w:r>
     </w:p>
     <w:p>
@@ -419,25 +408,7 @@
           <w:sz w:val="21"/>
           <w:szCs w:val="21"/>
         </w:rPr>
-        <w:t xml:space="preserve"> </w:t>
-      </w:r>
-      <w:proofErr w:type="gramStart"/>
-      <w:r>
-        <w:rPr>
-          <w:rFonts w:ascii="Segoe UI" w:eastAsia="Times New Roman" w:hAnsi="Segoe UI" w:cs="Segoe UI"/>
-          <w:sz w:val="21"/>
-          <w:szCs w:val="21"/>
-        </w:rPr>
-        <w:t>Non-technology</w:t>
-      </w:r>
-      <w:proofErr w:type="gramEnd"/>
-      <w:r>
-        <w:rPr>
-          <w:rFonts w:ascii="Segoe UI" w:eastAsia="Times New Roman" w:hAnsi="Segoe UI" w:cs="Segoe UI"/>
-          <w:sz w:val="21"/>
-          <w:szCs w:val="21"/>
-        </w:rPr>
-        <w:t xml:space="preserve"> acquisitions, purely financial or arbitrage-driven transactions, consumer sentiment analysis, stock price forecasting, and industries not represented by the technology-focused acquisition dataset.</w:t>
+        <w:t xml:space="preserve"> Non-technology acquisitions, purely financial or arbitrage-driven transactions, consumer sentiment analysis, stock price forecasting, and industries not represented by the technology-focused acquisition dataset.</w:t>
       </w:r>
     </w:p>
     <w:p>
@@ -464,7 +435,7 @@
       <w:r>
         <w:lastRenderedPageBreak/>
         <w:pict w14:anchorId="50A7D485">
-          <v:rect id="_x0000_i1027" style="width:0;height:1.5pt" o:hralign="center" o:hrstd="t" o:hr="t" fillcolor="#a0a0a0" stroked="f"/>
+          <v:rect id="_x0000_i1028" style="width:0;height:1.5pt" o:hralign="center" o:hrstd="t" o:hr="t" fillcolor="#a0a0a0" stroked="f"/>
         </w:pict>
       </w:r>
       <w:r>
@@ -632,7 +603,7 @@
       </w:pPr>
       <w:r>
         <w:pict w14:anchorId="059B5613">
-          <v:rect id="_x0000_i1028" style="width:0;height:1.5pt" o:hralign="center" o:hrstd="t" o:hr="t" fillcolor="#a0a0a0" stroked="f"/>
+          <v:rect id="_x0000_i1029" style="width:0;height:1.5pt" o:hralign="center" o:hrstd="t" o:hr="t" fillcolor="#a0a0a0" stroked="f"/>
         </w:pict>
       </w:r>
       <w:r>
@@ -815,15 +786,7 @@
         <w:spacing w:before="240" w:after="240" w:line="275" w:lineRule="auto"/>
       </w:pPr>
       <w:r>
-        <w:t xml:space="preserve">Organizations pursuing growth through acquisition can rapidly expand technology portfolios and market reach; however, success depends on </w:t>
-      </w:r>
-      <w:proofErr w:type="gramStart"/>
-      <w:r>
-        <w:t>integration</w:t>
-      </w:r>
-      <w:proofErr w:type="gramEnd"/>
-      <w:r>
-        <w:t xml:space="preserve"> execution and governance discipline.</w:t>
+        <w:t>Organizations pursuing growth through acquisition can rapidly expand technology portfolios and market reach; however, success depends on integration execution and governance discipline.</w:t>
       </w:r>
     </w:p>
     <w:p>
@@ -1119,13 +1082,8 @@
         </w:pBdr>
         <w:spacing w:before="240" w:after="240" w:line="275" w:lineRule="auto"/>
       </w:pPr>
-      <w:proofErr w:type="gramStart"/>
-      <w:r>
-        <w:t>Review</w:t>
-      </w:r>
-      <w:proofErr w:type="gramEnd"/>
-      <w:r>
-        <w:t xml:space="preserve"> of the 1,610 acquired companies showed a strong concentration of software, infrastructure, enterprise technology, and digital platform organizations.</w:t>
+      <w:r>
+        <w:t>Review of the 1,610 acquired companies showed a strong concentration of software, infrastructure, enterprise technology, and digital platform organizations.</w:t>
       </w:r>
     </w:p>
     <w:p>
@@ -1673,7 +1631,7 @@
       </w:pPr>
       <w:r>
         <w:pict w14:anchorId="0D9AA5C9">
-          <v:rect id="_x0000_i1073" style="width:0;height:1.5pt" o:hralign="center" o:bullet="t" o:hrstd="t" o:hr="t" fillcolor="#a0a0a0" stroked="f"/>
+          <v:rect id="_x0000_i1030" style="width:0;height:1.5pt" o:hralign="center" o:bullet="t" o:hrstd="t" o:hr="t" fillcolor="#a0a0a0" stroked="f"/>
         </w:pict>
       </w:r>
       <w:r>
@@ -1789,7 +1747,7 @@
       </w:r>
       <w:r>
         <w:pict w14:anchorId="0AB098B8">
-          <v:rect id="_x0000_i1030" style="width:0;height:1.5pt" o:hralign="center" o:hrstd="t" o:hr="t" fillcolor="#a0a0a0" stroked="f"/>
+          <v:rect id="_x0000_i1031" style="width:0;height:1.5pt" o:hralign="center" o:hrstd="t" o:hr="t" fillcolor="#a0a0a0" stroked="f"/>
         </w:pict>
       </w:r>
     </w:p>
@@ -2467,7 +2425,7 @@
       </w:pPr>
       <w:r>
         <w:pict w14:anchorId="65A17587">
-          <v:rect id="_x0000_i1031" style="width:0;height:1.5pt" o:hralign="center" o:hrstd="t" o:hr="t" fillcolor="#a0a0a0" stroked="f"/>
+          <v:rect id="_x0000_i1032" style="width:0;height:1.5pt" o:hralign="center" o:hrstd="t" o:hr="t" fillcolor="#a0a0a0" stroked="f"/>
         </w:pict>
       </w:r>
       <w:r>
@@ -2536,15 +2494,7 @@
     </w:p>
     <w:p>
       <w:r>
-        <w:t xml:space="preserve">External research sources may reflect differing definitions </w:t>
-      </w:r>
-      <w:proofErr w:type="gramStart"/>
-      <w:r>
-        <w:t>of acquisition</w:t>
-      </w:r>
-      <w:proofErr w:type="gramEnd"/>
-      <w:r>
-        <w:t xml:space="preserve"> success across studies.</w:t>
+        <w:t>External research sources may reflect differing definitions of acquisition success across studies.</w:t>
       </w:r>
     </w:p>
     <w:p>
@@ -2578,7 +2528,7 @@
       </w:pPr>
       <w:r>
         <w:pict w14:anchorId="44D58B01">
-          <v:rect id="_x0000_i1032" style="width:0;height:1.5pt" o:hralign="center" o:hrstd="t" o:hr="t" fillcolor="#a0a0a0" stroked="f"/>
+          <v:rect id="_x0000_i1033" style="width:0;height:1.5pt" o:hralign="center" o:hrstd="t" o:hr="t" fillcolor="#a0a0a0" stroked="f"/>
         </w:pict>
       </w:r>
       <w:r>
@@ -2756,7 +2706,7 @@
       </w:pPr>
       <w:r>
         <w:pict w14:anchorId="257D33D5">
-          <v:rect id="_x0000_i1033" style="width:0;height:1.5pt" o:hralign="center" o:hrstd="t" o:hr="t" fillcolor="#a0a0a0" stroked="f"/>
+          <v:rect id="_x0000_i1034" style="width:0;height:1.5pt" o:hralign="center" o:hrstd="t" o:hr="t" fillcolor="#a0a0a0" stroked="f"/>
         </w:pict>
       </w:r>
       <w:r>
@@ -8259,6 +8209,7 @@
   <w:style w:type="character" w:default="1" w:styleId="DefaultParagraphFont">
     <w:name w:val="Default Paragraph Font"/>
     <w:uiPriority w:val="1"/>
+    <w:semiHidden/>
     <w:unhideWhenUsed/>
   </w:style>
   <w:style w:type="table" w:default="1" w:styleId="TableNormal">
